--- a/outputs/ERP_Program_Encyclopedia.docx
+++ b/outputs/ERP_Program_Encyclopedia.docx
@@ -4,7 +4,7 @@
   <w:body>
     <w:p>
       <w:pPr>
-        <w:spacing w:before="0" w:after="1200"/>
+        <w:spacing w:after="1200" w:before="0"/>
       </w:pPr>
       <w:r>
         <w:rPr>
@@ -25,7 +25,7 @@
         <w:pBdr>
           <w:bottom w:val="single" w:color="1F3864" w:sz="8" w:space="12"/>
         </w:pBdr>
-        <w:spacing w:before="0" w:after="200"/>
+        <w:spacing w:after="200" w:before="0"/>
       </w:pPr>
       <w:r>
         <w:rPr>
@@ -43,7 +43,7 @@
     </w:p>
     <w:p>
       <w:pPr>
-        <w:spacing w:before="0" w:after="120"/>
+        <w:spacing w:after="120" w:before="0"/>
       </w:pPr>
       <w:r>
         <w:rPr>
@@ -61,7 +61,7 @@
     </w:p>
     <w:p>
       <w:pPr>
-        <w:spacing w:before="0" w:after="60"/>
+        <w:spacing w:after="60" w:before="0"/>
       </w:pPr>
       <w:r>
         <w:rPr>
@@ -79,7 +79,7 @@
     </w:p>
     <w:p>
       <w:pPr>
-        <w:spacing w:before="0" w:after="40" w:line="276"/>
+        <w:spacing w:after="40" w:before="0" w:line="276"/>
         <w:jc w:val="left"/>
       </w:pPr>
       <w:r>
@@ -98,7 +98,7 @@
     </w:p>
     <w:p>
       <w:pPr>
-        <w:spacing w:before="0" w:after="40" w:line="276"/>
+        <w:spacing w:after="40" w:before="0" w:line="276"/>
         <w:jc w:val="left"/>
       </w:pPr>
       <w:r>
@@ -117,7 +117,7 @@
     </w:p>
     <w:p>
       <w:pPr>
-        <w:spacing w:before="0" w:after="80" w:line="276"/>
+        <w:spacing w:after="80" w:before="0" w:line="276"/>
         <w:jc w:val="left"/>
       </w:pPr>
       <w:r>
@@ -136,7 +136,7 @@
     </w:p>
     <w:p>
       <w:pPr>
-        <w:spacing w:before="0" w:after="400"/>
+        <w:spacing w:after="400" w:before="0"/>
       </w:pPr>
       <w:r>
         <w:rPr>
@@ -187,7 +187,7 @@
           </w:tcPr>
           <w:p>
             <w:pPr>
-              <w:spacing w:before="0" w:after="80" w:line="276"/>
+              <w:spacing w:after="80" w:before="0" w:line="276"/>
               <w:jc w:val="left"/>
             </w:pPr>
             <w:r>
@@ -206,7 +206,7 @@
           </w:p>
           <w:p>
             <w:pPr>
-              <w:spacing w:before="0" w:after="80" w:line="276"/>
+              <w:spacing w:after="80" w:before="0" w:line="276"/>
               <w:jc w:val="left"/>
             </w:pPr>
             <w:r>
@@ -233,7 +233,7 @@
     </w:p>
     <w:p>
       <w:pPr>
-        <w:spacing w:before="0" w:after="160"/>
+        <w:spacing w:after="160" w:before="0"/>
       </w:pPr>
       <w:r>
         <w:rPr>
@@ -274,7 +274,7 @@
     <w:p>
       <w:pPr>
         <w:pStyle w:val="Heading1"/>
-        <w:spacing w:before="320" w:after="160"/>
+        <w:spacing w:after="160" w:before="320"/>
       </w:pPr>
       <w:r>
         <w:rPr>
@@ -290,7 +290,7 @@
     </w:p>
     <w:p>
       <w:pPr>
-        <w:spacing w:before="0" w:after="80" w:line="276"/>
+        <w:spacing w:after="80" w:before="0" w:line="276"/>
         <w:jc w:val="left"/>
       </w:pPr>
       <w:r>
@@ -309,7 +309,7 @@
     </w:p>
     <w:p>
       <w:pPr>
-        <w:spacing w:before="0" w:after="160" w:line="276"/>
+        <w:spacing w:after="160" w:before="0" w:line="276"/>
         <w:jc w:val="left"/>
       </w:pPr>
       <w:r>
@@ -329,7 +329,7 @@
     <w:p>
       <w:pPr>
         <w:pStyle w:val="Heading2"/>
-        <w:spacing w:before="220" w:after="120"/>
+        <w:spacing w:after="120" w:before="220"/>
       </w:pPr>
       <w:r>
         <w:rPr>
@@ -379,7 +379,7 @@
           </w:tcPr>
           <w:p>
             <w:pPr>
-              <w:spacing w:before="0" w:after="80" w:line="276"/>
+              <w:spacing w:after="80" w:before="0" w:line="276"/>
               <w:jc w:val="left"/>
             </w:pPr>
             <w:r>
@@ -416,7 +416,7 @@
           </w:tcPr>
           <w:p>
             <w:pPr>
-              <w:spacing w:before="0" w:after="80" w:line="276"/>
+              <w:spacing w:after="80" w:before="0" w:line="276"/>
               <w:jc w:val="left"/>
             </w:pPr>
             <w:r>
@@ -455,7 +455,7 @@
           </w:tcPr>
           <w:p>
             <w:pPr>
-              <w:spacing w:before="0" w:after="80" w:line="276"/>
+              <w:spacing w:after="80" w:before="0" w:line="276"/>
               <w:jc w:val="left"/>
             </w:pPr>
             <w:r>
@@ -492,7 +492,7 @@
           </w:tcPr>
           <w:p>
             <w:pPr>
-              <w:spacing w:before="0" w:after="80" w:line="276"/>
+              <w:spacing w:after="80" w:before="0" w:line="276"/>
               <w:jc w:val="left"/>
             </w:pPr>
             <w:r>
@@ -531,7 +531,7 @@
           </w:tcPr>
           <w:p>
             <w:pPr>
-              <w:spacing w:before="0" w:after="80" w:line="276"/>
+              <w:spacing w:after="80" w:before="0" w:line="276"/>
               <w:jc w:val="left"/>
             </w:pPr>
             <w:r>
@@ -568,7 +568,7 @@
           </w:tcPr>
           <w:p>
             <w:pPr>
-              <w:spacing w:before="0" w:after="80" w:line="276"/>
+              <w:spacing w:after="80" w:before="0" w:line="276"/>
               <w:jc w:val="left"/>
             </w:pPr>
             <w:r>
@@ -607,7 +607,7 @@
           </w:tcPr>
           <w:p>
             <w:pPr>
-              <w:spacing w:before="0" w:after="80" w:line="276"/>
+              <w:spacing w:after="80" w:before="0" w:line="276"/>
               <w:jc w:val="left"/>
             </w:pPr>
             <w:r>
@@ -644,7 +644,7 @@
           </w:tcPr>
           <w:p>
             <w:pPr>
-              <w:spacing w:before="0" w:after="80" w:line="276"/>
+              <w:spacing w:after="80" w:before="0" w:line="276"/>
               <w:jc w:val="left"/>
             </w:pPr>
             <w:r>
@@ -683,7 +683,7 @@
           </w:tcPr>
           <w:p>
             <w:pPr>
-              <w:spacing w:before="0" w:after="80" w:line="276"/>
+              <w:spacing w:after="80" w:before="0" w:line="276"/>
               <w:jc w:val="left"/>
             </w:pPr>
             <w:r>
@@ -720,7 +720,7 @@
           </w:tcPr>
           <w:p>
             <w:pPr>
-              <w:spacing w:before="0" w:after="80" w:line="276"/>
+              <w:spacing w:after="80" w:before="0" w:line="276"/>
               <w:jc w:val="left"/>
             </w:pPr>
             <w:r>
@@ -759,7 +759,7 @@
           </w:tcPr>
           <w:p>
             <w:pPr>
-              <w:spacing w:before="0" w:after="80" w:line="276"/>
+              <w:spacing w:after="80" w:before="0" w:line="276"/>
               <w:jc w:val="left"/>
             </w:pPr>
             <w:r>
@@ -796,7 +796,7 @@
           </w:tcPr>
           <w:p>
             <w:pPr>
-              <w:spacing w:before="0" w:after="80" w:line="276"/>
+              <w:spacing w:after="80" w:before="0" w:line="276"/>
               <w:jc w:val="left"/>
             </w:pPr>
             <w:r>
@@ -835,7 +835,7 @@
           </w:tcPr>
           <w:p>
             <w:pPr>
-              <w:spacing w:before="0" w:after="80" w:line="276"/>
+              <w:spacing w:after="80" w:before="0" w:line="276"/>
               <w:jc w:val="left"/>
             </w:pPr>
             <w:r>
@@ -872,7 +872,7 @@
           </w:tcPr>
           <w:p>
             <w:pPr>
-              <w:spacing w:before="0" w:after="80" w:line="276"/>
+              <w:spacing w:after="80" w:before="0" w:line="276"/>
               <w:jc w:val="left"/>
             </w:pPr>
             <w:r>
@@ -894,7 +894,7 @@
     </w:tbl>
     <w:p>
       <w:pPr>
-        <w:spacing w:before="0" w:after="200"/>
+        <w:spacing w:after="200" w:before="0"/>
       </w:pPr>
       <w:r>
         <w:rPr>
@@ -913,7 +913,7 @@
     <w:p>
       <w:pPr>
         <w:pStyle w:val="Heading2"/>
-        <w:spacing w:before="220" w:after="120"/>
+        <w:spacing w:after="120" w:before="220"/>
       </w:pPr>
       <w:r>
         <w:rPr>
@@ -934,7 +934,7 @@
           <w:ilvl w:val="0"/>
           <w:numId w:val="2"/>
         </w:numPr>
-        <w:spacing w:before="40" w:after="60"/>
+        <w:spacing w:after="60" w:before="40"/>
       </w:pPr>
       <w:r>
         <w:rPr>
@@ -957,7 +957,7 @@
           <w:ilvl w:val="0"/>
           <w:numId w:val="2"/>
         </w:numPr>
-        <w:spacing w:before="40" w:after="60"/>
+        <w:spacing w:after="60" w:before="40"/>
       </w:pPr>
       <w:r>
         <w:rPr>
@@ -980,7 +980,7 @@
           <w:ilvl w:val="0"/>
           <w:numId w:val="2"/>
         </w:numPr>
-        <w:spacing w:before="40" w:after="60"/>
+        <w:spacing w:after="60" w:before="40"/>
       </w:pPr>
       <w:r>
         <w:rPr>
@@ -993,7 +993,7 @@
           <w:sz w:val="18"/>
           <w:szCs w:val="18"/>
         </w:rPr>
-        <w:t xml:space="preserve">O2C / Inventory Phase 1/2 scope boundary not contractually confirmed — in base SOW but not activated Phase 1; confirm with Jamal.</w:t>
+        <w:t xml:space="preserve">Budget approved verbally by Didier Blondel (EUR 999,936) — written authorization and board documentation still to be formalized before contract execution.</w:t>
       </w:r>
     </w:p>
     <w:p>
@@ -1003,30 +1003,7 @@
           <w:ilvl w:val="0"/>
           <w:numId w:val="2"/>
         </w:numPr>
-        <w:spacing w:before="40" w:after="60"/>
-      </w:pPr>
-      <w:r>
-        <w:rPr>
-          <w:rFonts w:ascii="Arial" w:cs="Arial" w:eastAsia="Arial" w:hAnsi="Arial"/>
-          <w:b w:val="false"/>
-          <w:bCs w:val="false"/>
-          <w:i w:val="false"/>
-          <w:iCs w:val="false"/>
-          <w:color w:val="1A1A1A"/>
-          <w:sz w:val="18"/>
-          <w:szCs w:val="18"/>
-        </w:rPr>
-        <w:t xml:space="preserve">Budget authorization not obtained — EUR 1M program budget (EUR 999,936) needs written sign-off from Didier and Hema; BUD-1/BUD-2 still open.</w:t>
-      </w:r>
-    </w:p>
-    <w:p>
-      <w:pPr>
-        <w:pStyle w:val="ListParagraph"/>
-        <w:numPr>
-          <w:ilvl w:val="0"/>
-          <w:numId w:val="2"/>
-        </w:numPr>
-        <w:spacing w:before="40" w:after="60"/>
+        <w:spacing w:after="60" w:before="40"/>
       </w:pPr>
       <w:r>
         <w:rPr>
@@ -1049,7 +1026,7 @@
           <w:ilvl w:val="0"/>
           <w:numId w:val="2"/>
         </w:numPr>
-        <w:spacing w:before="40" w:after="60"/>
+        <w:spacing w:after="60" w:before="40"/>
       </w:pPr>
       <w:r>
         <w:rPr>
@@ -1073,7 +1050,7 @@
     <w:p>
       <w:pPr>
         <w:pStyle w:val="Heading1"/>
-        <w:spacing w:before="320" w:after="160"/>
+        <w:spacing w:after="160" w:before="320"/>
       </w:pPr>
       <w:r>
         <w:rPr>
@@ -1089,7 +1066,7 @@
     </w:p>
     <w:p>
       <w:pPr>
-        <w:spacing w:before="0" w:after="120" w:line="276"/>
+        <w:spacing w:after="120" w:before="0" w:line="276"/>
         <w:jc w:val="left"/>
       </w:pPr>
       <w:r>
@@ -1146,7 +1123,7 @@
           </w:tcPr>
           <w:p>
             <w:pPr>
-              <w:spacing w:before="0" w:after="80" w:line="276"/>
+              <w:spacing w:after="80" w:before="0" w:line="276"/>
               <w:jc w:val="left"/>
             </w:pPr>
             <w:r>
@@ -1183,7 +1160,7 @@
           </w:tcPr>
           <w:p>
             <w:pPr>
-              <w:spacing w:before="0" w:after="80" w:line="276"/>
+              <w:spacing w:after="80" w:before="0" w:line="276"/>
               <w:jc w:val="left"/>
             </w:pPr>
             <w:r>
@@ -1220,7 +1197,7 @@
           </w:tcPr>
           <w:p>
             <w:pPr>
-              <w:spacing w:before="0" w:after="80" w:line="276"/>
+              <w:spacing w:after="80" w:before="0" w:line="276"/>
               <w:jc w:val="left"/>
             </w:pPr>
             <w:r>
@@ -1259,7 +1236,7 @@
           </w:tcPr>
           <w:p>
             <w:pPr>
-              <w:spacing w:before="0" w:after="80" w:line="276"/>
+              <w:spacing w:after="80" w:before="0" w:line="276"/>
               <w:jc w:val="center"/>
             </w:pPr>
             <w:r>
@@ -1296,7 +1273,7 @@
           </w:tcPr>
           <w:p>
             <w:pPr>
-              <w:spacing w:before="0" w:after="80" w:line="276"/>
+              <w:spacing w:after="80" w:before="0" w:line="276"/>
               <w:jc w:val="left"/>
             </w:pPr>
             <w:r>
@@ -1333,7 +1310,7 @@
           </w:tcPr>
           <w:p>
             <w:pPr>
-              <w:spacing w:before="0" w:after="80" w:line="276"/>
+              <w:spacing w:after="80" w:before="0" w:line="276"/>
               <w:jc w:val="left"/>
             </w:pPr>
             <w:r>
@@ -1372,7 +1349,7 @@
           </w:tcPr>
           <w:p>
             <w:pPr>
-              <w:spacing w:before="0" w:after="80" w:line="276"/>
+              <w:spacing w:after="80" w:before="0" w:line="276"/>
               <w:jc w:val="center"/>
             </w:pPr>
             <w:r>
@@ -1409,7 +1386,7 @@
           </w:tcPr>
           <w:p>
             <w:pPr>
-              <w:spacing w:before="0" w:after="80" w:line="276"/>
+              <w:spacing w:after="80" w:before="0" w:line="276"/>
               <w:jc w:val="left"/>
             </w:pPr>
             <w:r>
@@ -1446,7 +1423,7 @@
           </w:tcPr>
           <w:p>
             <w:pPr>
-              <w:spacing w:before="0" w:after="80" w:line="276"/>
+              <w:spacing w:after="80" w:before="0" w:line="276"/>
               <w:jc w:val="left"/>
             </w:pPr>
             <w:r>
@@ -1485,7 +1462,7 @@
           </w:tcPr>
           <w:p>
             <w:pPr>
-              <w:spacing w:before="0" w:after="80" w:line="276"/>
+              <w:spacing w:after="80" w:before="0" w:line="276"/>
               <w:jc w:val="center"/>
             </w:pPr>
             <w:r>
@@ -1522,7 +1499,7 @@
           </w:tcPr>
           <w:p>
             <w:pPr>
-              <w:spacing w:before="0" w:after="80" w:line="276"/>
+              <w:spacing w:after="80" w:before="0" w:line="276"/>
               <w:jc w:val="left"/>
             </w:pPr>
             <w:r>
@@ -1559,7 +1536,7 @@
           </w:tcPr>
           <w:p>
             <w:pPr>
-              <w:spacing w:before="0" w:after="80" w:line="276"/>
+              <w:spacing w:after="80" w:before="0" w:line="276"/>
               <w:jc w:val="left"/>
             </w:pPr>
             <w:r>
@@ -1598,7 +1575,7 @@
           </w:tcPr>
           <w:p>
             <w:pPr>
-              <w:spacing w:before="0" w:after="80" w:line="276"/>
+              <w:spacing w:after="80" w:before="0" w:line="276"/>
               <w:jc w:val="center"/>
             </w:pPr>
             <w:r>
@@ -1635,7 +1612,7 @@
           </w:tcPr>
           <w:p>
             <w:pPr>
-              <w:spacing w:before="0" w:after="80" w:line="276"/>
+              <w:spacing w:after="80" w:before="0" w:line="276"/>
               <w:jc w:val="left"/>
             </w:pPr>
             <w:r>
@@ -1672,7 +1649,7 @@
           </w:tcPr>
           <w:p>
             <w:pPr>
-              <w:spacing w:before="0" w:after="80" w:line="276"/>
+              <w:spacing w:after="80" w:before="0" w:line="276"/>
               <w:jc w:val="left"/>
             </w:pPr>
             <w:r>
@@ -1711,7 +1688,7 @@
           </w:tcPr>
           <w:p>
             <w:pPr>
-              <w:spacing w:before="0" w:after="80" w:line="276"/>
+              <w:spacing w:after="80" w:before="0" w:line="276"/>
               <w:jc w:val="center"/>
             </w:pPr>
             <w:r>
@@ -1748,7 +1725,7 @@
           </w:tcPr>
           <w:p>
             <w:pPr>
-              <w:spacing w:before="0" w:after="80" w:line="276"/>
+              <w:spacing w:after="80" w:before="0" w:line="276"/>
               <w:jc w:val="left"/>
             </w:pPr>
             <w:r>
@@ -1785,7 +1762,7 @@
           </w:tcPr>
           <w:p>
             <w:pPr>
-              <w:spacing w:before="0" w:after="80" w:line="276"/>
+              <w:spacing w:after="80" w:before="0" w:line="276"/>
               <w:jc w:val="left"/>
             </w:pPr>
             <w:r>
@@ -1824,7 +1801,7 @@
           </w:tcPr>
           <w:p>
             <w:pPr>
-              <w:spacing w:before="0" w:after="80" w:line="276"/>
+              <w:spacing w:after="80" w:before="0" w:line="276"/>
               <w:jc w:val="center"/>
             </w:pPr>
             <w:r>
@@ -1861,7 +1838,7 @@
           </w:tcPr>
           <w:p>
             <w:pPr>
-              <w:spacing w:before="0" w:after="80" w:line="276"/>
+              <w:spacing w:after="80" w:before="0" w:line="276"/>
               <w:jc w:val="left"/>
             </w:pPr>
             <w:r>
@@ -1898,7 +1875,7 @@
           </w:tcPr>
           <w:p>
             <w:pPr>
-              <w:spacing w:before="0" w:after="80" w:line="276"/>
+              <w:spacing w:after="80" w:before="0" w:line="276"/>
               <w:jc w:val="left"/>
             </w:pPr>
             <w:r>
@@ -1926,7 +1903,7 @@
     <w:p>
       <w:pPr>
         <w:pStyle w:val="Heading1"/>
-        <w:spacing w:before="320" w:after="160"/>
+        <w:spacing w:after="160" w:before="320"/>
       </w:pPr>
       <w:r>
         <w:rPr>
@@ -1942,7 +1919,7 @@
     </w:p>
     <w:p>
       <w:pPr>
-        <w:spacing w:before="0" w:after="120" w:line="276"/>
+        <w:spacing w:after="120" w:before="0" w:line="276"/>
         <w:jc w:val="left"/>
       </w:pPr>
       <w:r>
@@ -1962,7 +1939,7 @@
     <w:p>
       <w:pPr>
         <w:pStyle w:val="Heading2"/>
-        <w:spacing w:before="220" w:after="120"/>
+        <w:spacing w:after="120" w:before="220"/>
       </w:pPr>
       <w:r>
         <w:rPr>
@@ -2015,7 +1992,7 @@
           </w:tcPr>
           <w:p>
             <w:pPr>
-              <w:spacing w:before="0" w:after="80" w:line="276"/>
+              <w:spacing w:after="80" w:before="0" w:line="276"/>
               <w:jc w:val="left"/>
             </w:pPr>
             <w:r>
@@ -2052,7 +2029,7 @@
           </w:tcPr>
           <w:p>
             <w:pPr>
-              <w:spacing w:before="0" w:after="80" w:line="276"/>
+              <w:spacing w:after="80" w:before="0" w:line="276"/>
               <w:jc w:val="left"/>
             </w:pPr>
             <w:r>
@@ -2091,7 +2068,7 @@
           </w:tcPr>
           <w:p>
             <w:pPr>
-              <w:spacing w:before="0" w:after="80" w:line="276"/>
+              <w:spacing w:after="80" w:before="0" w:line="276"/>
               <w:jc w:val="left"/>
             </w:pPr>
             <w:r>
@@ -2128,7 +2105,7 @@
           </w:tcPr>
           <w:p>
             <w:pPr>
-              <w:spacing w:before="0" w:after="80" w:line="276"/>
+              <w:spacing w:after="80" w:before="0" w:line="276"/>
               <w:jc w:val="left"/>
             </w:pPr>
             <w:r>
@@ -2167,7 +2144,7 @@
           </w:tcPr>
           <w:p>
             <w:pPr>
-              <w:spacing w:before="0" w:after="80" w:line="276"/>
+              <w:spacing w:after="80" w:before="0" w:line="276"/>
               <w:jc w:val="left"/>
             </w:pPr>
             <w:r>
@@ -2204,7 +2181,7 @@
           </w:tcPr>
           <w:p>
             <w:pPr>
-              <w:spacing w:before="0" w:after="80" w:line="276"/>
+              <w:spacing w:after="80" w:before="0" w:line="276"/>
               <w:jc w:val="left"/>
             </w:pPr>
             <w:r>
@@ -2243,7 +2220,7 @@
           </w:tcPr>
           <w:p>
             <w:pPr>
-              <w:spacing w:before="0" w:after="80" w:line="276"/>
+              <w:spacing w:after="80" w:before="0" w:line="276"/>
               <w:jc w:val="left"/>
             </w:pPr>
             <w:r>
@@ -2280,7 +2257,7 @@
           </w:tcPr>
           <w:p>
             <w:pPr>
-              <w:spacing w:before="0" w:after="80" w:line="276"/>
+              <w:spacing w:after="80" w:before="0" w:line="276"/>
               <w:jc w:val="left"/>
             </w:pPr>
             <w:r>
@@ -2319,7 +2296,7 @@
           </w:tcPr>
           <w:p>
             <w:pPr>
-              <w:spacing w:before="0" w:after="80" w:line="276"/>
+              <w:spacing w:after="80" w:before="0" w:line="276"/>
               <w:jc w:val="left"/>
             </w:pPr>
             <w:r>
@@ -2356,7 +2333,7 @@
           </w:tcPr>
           <w:p>
             <w:pPr>
-              <w:spacing w:before="0" w:after="80" w:line="276"/>
+              <w:spacing w:after="80" w:before="0" w:line="276"/>
               <w:jc w:val="left"/>
             </w:pPr>
             <w:r>
@@ -2395,7 +2372,7 @@
           </w:tcPr>
           <w:p>
             <w:pPr>
-              <w:spacing w:before="0" w:after="80" w:line="276"/>
+              <w:spacing w:after="80" w:before="0" w:line="276"/>
               <w:jc w:val="left"/>
             </w:pPr>
             <w:r>
@@ -2432,7 +2409,7 @@
           </w:tcPr>
           <w:p>
             <w:pPr>
-              <w:spacing w:before="0" w:after="80" w:line="276"/>
+              <w:spacing w:after="80" w:before="0" w:line="276"/>
               <w:jc w:val="left"/>
             </w:pPr>
             <w:r>
@@ -2471,7 +2448,7 @@
           </w:tcPr>
           <w:p>
             <w:pPr>
-              <w:spacing w:before="0" w:after="80" w:line="276"/>
+              <w:spacing w:after="80" w:before="0" w:line="276"/>
               <w:jc w:val="left"/>
             </w:pPr>
             <w:r>
@@ -2508,7 +2485,7 @@
           </w:tcPr>
           <w:p>
             <w:pPr>
-              <w:spacing w:before="0" w:after="80" w:line="276"/>
+              <w:spacing w:after="80" w:before="0" w:line="276"/>
               <w:jc w:val="left"/>
             </w:pPr>
             <w:r>
@@ -2547,7 +2524,7 @@
           </w:tcPr>
           <w:p>
             <w:pPr>
-              <w:spacing w:before="0" w:after="80" w:line="276"/>
+              <w:spacing w:after="80" w:before="0" w:line="276"/>
               <w:jc w:val="left"/>
             </w:pPr>
             <w:r>
@@ -2584,7 +2561,7 @@
           </w:tcPr>
           <w:p>
             <w:pPr>
-              <w:spacing w:before="0" w:after="80" w:line="276"/>
+              <w:spacing w:after="80" w:before="0" w:line="276"/>
               <w:jc w:val="left"/>
             </w:pPr>
             <w:r>
@@ -2606,7 +2583,7 @@
     </w:tbl>
     <w:p>
       <w:pPr>
-        <w:spacing w:before="0" w:after="200"/>
+        <w:spacing w:after="200" w:before="0"/>
       </w:pPr>
       <w:r>
         <w:rPr>
@@ -2625,7 +2602,7 @@
     <w:p>
       <w:pPr>
         <w:pStyle w:val="Heading2"/>
-        <w:spacing w:before="220" w:after="120"/>
+        <w:spacing w:after="120" w:before="220"/>
       </w:pPr>
       <w:r>
         <w:rPr>
@@ -2679,7 +2656,7 @@
           </w:tcPr>
           <w:p>
             <w:pPr>
-              <w:spacing w:before="0" w:after="80" w:line="276"/>
+              <w:spacing w:after="80" w:before="0" w:line="276"/>
               <w:jc w:val="left"/>
             </w:pPr>
             <w:r>
@@ -2716,7 +2693,7 @@
           </w:tcPr>
           <w:p>
             <w:pPr>
-              <w:spacing w:before="0" w:after="80" w:line="276"/>
+              <w:spacing w:after="80" w:before="0" w:line="276"/>
               <w:jc w:val="left"/>
             </w:pPr>
             <w:r>
@@ -2753,7 +2730,7 @@
           </w:tcPr>
           <w:p>
             <w:pPr>
-              <w:spacing w:before="0" w:after="80" w:line="276"/>
+              <w:spacing w:after="80" w:before="0" w:line="276"/>
               <w:jc w:val="left"/>
             </w:pPr>
             <w:r>
@@ -2792,7 +2769,7 @@
           </w:tcPr>
           <w:p>
             <w:pPr>
-              <w:spacing w:before="0" w:after="80" w:line="276"/>
+              <w:spacing w:after="80" w:before="0" w:line="276"/>
               <w:jc w:val="left"/>
             </w:pPr>
             <w:r>
@@ -2829,7 +2806,7 @@
           </w:tcPr>
           <w:p>
             <w:pPr>
-              <w:spacing w:before="0" w:after="80" w:line="276"/>
+              <w:spacing w:after="80" w:before="0" w:line="276"/>
               <w:jc w:val="center"/>
             </w:pPr>
             <w:r>
@@ -2866,7 +2843,7 @@
           </w:tcPr>
           <w:p>
             <w:pPr>
-              <w:spacing w:before="0" w:after="80" w:line="276"/>
+              <w:spacing w:after="80" w:before="0" w:line="276"/>
               <w:jc w:val="left"/>
             </w:pPr>
             <w:r>
@@ -2905,7 +2882,7 @@
           </w:tcPr>
           <w:p>
             <w:pPr>
-              <w:spacing w:before="0" w:after="80" w:line="276"/>
+              <w:spacing w:after="80" w:before="0" w:line="276"/>
               <w:jc w:val="left"/>
             </w:pPr>
             <w:r>
@@ -2942,7 +2919,7 @@
           </w:tcPr>
           <w:p>
             <w:pPr>
-              <w:spacing w:before="0" w:after="80" w:line="276"/>
+              <w:spacing w:after="80" w:before="0" w:line="276"/>
               <w:jc w:val="center"/>
             </w:pPr>
             <w:r>
@@ -2979,7 +2956,7 @@
           </w:tcPr>
           <w:p>
             <w:pPr>
-              <w:spacing w:before="0" w:after="80" w:line="276"/>
+              <w:spacing w:after="80" w:before="0" w:line="276"/>
               <w:jc w:val="left"/>
             </w:pPr>
             <w:r>
@@ -3018,7 +2995,7 @@
           </w:tcPr>
           <w:p>
             <w:pPr>
-              <w:spacing w:before="0" w:after="80" w:line="276"/>
+              <w:spacing w:after="80" w:before="0" w:line="276"/>
               <w:jc w:val="left"/>
             </w:pPr>
             <w:r>
@@ -3055,7 +3032,7 @@
           </w:tcPr>
           <w:p>
             <w:pPr>
-              <w:spacing w:before="0" w:after="80" w:line="276"/>
+              <w:spacing w:after="80" w:before="0" w:line="276"/>
               <w:jc w:val="center"/>
             </w:pPr>
             <w:r>
@@ -3092,7 +3069,7 @@
           </w:tcPr>
           <w:p>
             <w:pPr>
-              <w:spacing w:before="0" w:after="80" w:line="276"/>
+              <w:spacing w:after="80" w:before="0" w:line="276"/>
               <w:jc w:val="left"/>
             </w:pPr>
             <w:r>
@@ -3120,7 +3097,7 @@
     <w:p>
       <w:pPr>
         <w:pStyle w:val="Heading1"/>
-        <w:spacing w:before="320" w:after="160"/>
+        <w:spacing w:after="160" w:before="320"/>
       </w:pPr>
       <w:r>
         <w:rPr>
@@ -3136,7 +3113,7 @@
     </w:p>
     <w:p>
       <w:pPr>
-        <w:spacing w:before="0" w:after="160" w:line="276"/>
+        <w:spacing w:after="160" w:before="0" w:line="276"/>
         <w:jc w:val="left"/>
       </w:pPr>
       <w:r>
@@ -3156,7 +3133,7 @@
     <w:p>
       <w:pPr>
         <w:pStyle w:val="Heading2"/>
-        <w:spacing w:before="220" w:after="120"/>
+        <w:spacing w:after="120" w:before="220"/>
       </w:pPr>
       <w:r>
         <w:rPr>
@@ -3172,7 +3149,7 @@
     </w:p>
     <w:p>
       <w:pPr>
-        <w:spacing w:before="0" w:after="100" w:line="276"/>
+        <w:spacing w:after="100" w:before="0" w:line="276"/>
         <w:jc w:val="left"/>
       </w:pPr>
       <w:r>
@@ -3230,7 +3207,7 @@
           </w:tcPr>
           <w:p>
             <w:pPr>
-              <w:spacing w:before="0" w:after="80" w:line="276"/>
+              <w:spacing w:after="80" w:before="0" w:line="276"/>
               <w:jc w:val="left"/>
             </w:pPr>
             <w:r>
@@ -3267,7 +3244,7 @@
           </w:tcPr>
           <w:p>
             <w:pPr>
-              <w:spacing w:before="0" w:after="80" w:line="276"/>
+              <w:spacing w:after="80" w:before="0" w:line="276"/>
               <w:jc w:val="left"/>
             </w:pPr>
             <w:r>
@@ -3304,7 +3281,7 @@
           </w:tcPr>
           <w:p>
             <w:pPr>
-              <w:spacing w:before="0" w:after="80" w:line="276"/>
+              <w:spacing w:after="80" w:before="0" w:line="276"/>
               <w:jc w:val="left"/>
             </w:pPr>
             <w:r>
@@ -3341,7 +3318,7 @@
           </w:tcPr>
           <w:p>
             <w:pPr>
-              <w:spacing w:before="0" w:after="80" w:line="276"/>
+              <w:spacing w:after="80" w:before="0" w:line="276"/>
               <w:jc w:val="left"/>
             </w:pPr>
             <w:r>
@@ -3380,7 +3357,7 @@
           </w:tcPr>
           <w:p>
             <w:pPr>
-              <w:spacing w:before="0" w:after="80" w:line="276"/>
+              <w:spacing w:after="80" w:before="0" w:line="276"/>
               <w:jc w:val="left"/>
             </w:pPr>
             <w:r>
@@ -3417,7 +3394,7 @@
           </w:tcPr>
           <w:p>
             <w:pPr>
-              <w:spacing w:before="0" w:after="80" w:line="276"/>
+              <w:spacing w:after="80" w:before="0" w:line="276"/>
               <w:jc w:val="left"/>
             </w:pPr>
             <w:r>
@@ -3454,7 +3431,7 @@
           </w:tcPr>
           <w:p>
             <w:pPr>
-              <w:spacing w:before="0" w:after="80" w:line="276"/>
+              <w:spacing w:after="80" w:before="0" w:line="276"/>
               <w:jc w:val="left"/>
             </w:pPr>
             <w:r>
@@ -3491,7 +3468,7 @@
           </w:tcPr>
           <w:p>
             <w:pPr>
-              <w:spacing w:before="0" w:after="80" w:line="276"/>
+              <w:spacing w:after="80" w:before="0" w:line="276"/>
               <w:jc w:val="left"/>
             </w:pPr>
             <w:r>
@@ -3530,7 +3507,7 @@
           </w:tcPr>
           <w:p>
             <w:pPr>
-              <w:spacing w:before="0" w:after="80" w:line="276"/>
+              <w:spacing w:after="80" w:before="0" w:line="276"/>
               <w:jc w:val="left"/>
             </w:pPr>
             <w:r>
@@ -3567,7 +3544,7 @@
           </w:tcPr>
           <w:p>
             <w:pPr>
-              <w:spacing w:before="0" w:after="80" w:line="276"/>
+              <w:spacing w:after="80" w:before="0" w:line="276"/>
               <w:jc w:val="left"/>
             </w:pPr>
             <w:r>
@@ -3604,7 +3581,7 @@
           </w:tcPr>
           <w:p>
             <w:pPr>
-              <w:spacing w:before="0" w:after="80" w:line="276"/>
+              <w:spacing w:after="80" w:before="0" w:line="276"/>
               <w:jc w:val="left"/>
             </w:pPr>
             <w:r>
@@ -3641,7 +3618,7 @@
           </w:tcPr>
           <w:p>
             <w:pPr>
-              <w:spacing w:before="0" w:after="80" w:line="276"/>
+              <w:spacing w:after="80" w:before="0" w:line="276"/>
               <w:jc w:val="left"/>
             </w:pPr>
             <w:r>
@@ -3680,7 +3657,7 @@
           </w:tcPr>
           <w:p>
             <w:pPr>
-              <w:spacing w:before="0" w:after="80" w:line="276"/>
+              <w:spacing w:after="80" w:before="0" w:line="276"/>
               <w:jc w:val="left"/>
             </w:pPr>
             <w:r>
@@ -3717,7 +3694,7 @@
           </w:tcPr>
           <w:p>
             <w:pPr>
-              <w:spacing w:before="0" w:after="80" w:line="276"/>
+              <w:spacing w:after="80" w:before="0" w:line="276"/>
               <w:jc w:val="left"/>
             </w:pPr>
             <w:r>
@@ -3754,7 +3731,7 @@
           </w:tcPr>
           <w:p>
             <w:pPr>
-              <w:spacing w:before="0" w:after="80" w:line="276"/>
+              <w:spacing w:after="80" w:before="0" w:line="276"/>
               <w:jc w:val="left"/>
             </w:pPr>
             <w:r>
@@ -3791,7 +3768,7 @@
           </w:tcPr>
           <w:p>
             <w:pPr>
-              <w:spacing w:before="0" w:after="80" w:line="276"/>
+              <w:spacing w:after="80" w:before="0" w:line="276"/>
               <w:jc w:val="left"/>
             </w:pPr>
             <w:r>
@@ -3830,7 +3807,7 @@
           </w:tcPr>
           <w:p>
             <w:pPr>
-              <w:spacing w:before="0" w:after="80" w:line="276"/>
+              <w:spacing w:after="80" w:before="0" w:line="276"/>
               <w:jc w:val="left"/>
             </w:pPr>
             <w:r>
@@ -3867,7 +3844,7 @@
           </w:tcPr>
           <w:p>
             <w:pPr>
-              <w:spacing w:before="0" w:after="80" w:line="276"/>
+              <w:spacing w:after="80" w:before="0" w:line="276"/>
               <w:jc w:val="left"/>
             </w:pPr>
             <w:r>
@@ -3904,7 +3881,7 @@
           </w:tcPr>
           <w:p>
             <w:pPr>
-              <w:spacing w:before="0" w:after="80" w:line="276"/>
+              <w:spacing w:after="80" w:before="0" w:line="276"/>
               <w:jc w:val="left"/>
             </w:pPr>
             <w:r>
@@ -3941,7 +3918,7 @@
           </w:tcPr>
           <w:p>
             <w:pPr>
-              <w:spacing w:before="0" w:after="80" w:line="276"/>
+              <w:spacing w:after="80" w:before="0" w:line="276"/>
               <w:jc w:val="left"/>
             </w:pPr>
             <w:r>
@@ -3980,7 +3957,7 @@
           </w:tcPr>
           <w:p>
             <w:pPr>
-              <w:spacing w:before="0" w:after="80" w:line="276"/>
+              <w:spacing w:after="80" w:before="0" w:line="276"/>
               <w:jc w:val="left"/>
             </w:pPr>
             <w:r>
@@ -4017,7 +3994,7 @@
           </w:tcPr>
           <w:p>
             <w:pPr>
-              <w:spacing w:before="0" w:after="80" w:line="276"/>
+              <w:spacing w:after="80" w:before="0" w:line="276"/>
               <w:jc w:val="left"/>
             </w:pPr>
             <w:r>
@@ -4054,7 +4031,7 @@
           </w:tcPr>
           <w:p>
             <w:pPr>
-              <w:spacing w:before="0" w:after="80" w:line="276"/>
+              <w:spacing w:after="80" w:before="0" w:line="276"/>
               <w:jc w:val="left"/>
             </w:pPr>
             <w:r>
@@ -4091,7 +4068,7 @@
           </w:tcPr>
           <w:p>
             <w:pPr>
-              <w:spacing w:before="0" w:after="80" w:line="276"/>
+              <w:spacing w:after="80" w:before="0" w:line="276"/>
               <w:jc w:val="left"/>
             </w:pPr>
             <w:r>
@@ -4113,7 +4090,7 @@
     </w:tbl>
     <w:p>
       <w:pPr>
-        <w:spacing w:before="0" w:after="200"/>
+        <w:spacing w:after="200" w:before="0"/>
       </w:pPr>
       <w:r>
         <w:rPr>
@@ -4132,7 +4109,7 @@
     <w:p>
       <w:pPr>
         <w:pStyle w:val="Heading2"/>
-        <w:spacing w:before="220" w:after="120"/>
+        <w:spacing w:after="120" w:before="220"/>
       </w:pPr>
       <w:r>
         <w:rPr>
@@ -4148,7 +4125,7 @@
     </w:p>
     <w:p>
       <w:pPr>
-        <w:spacing w:before="0" w:after="100" w:line="276"/>
+        <w:spacing w:after="100" w:before="0" w:line="276"/>
         <w:jc w:val="left"/>
       </w:pPr>
       <w:r>
@@ -4205,7 +4182,7 @@
           </w:tcPr>
           <w:p>
             <w:pPr>
-              <w:spacing w:before="0" w:after="80" w:line="276"/>
+              <w:spacing w:after="80" w:before="0" w:line="276"/>
               <w:jc w:val="left"/>
             </w:pPr>
             <w:r>
@@ -4242,7 +4219,7 @@
           </w:tcPr>
           <w:p>
             <w:pPr>
-              <w:spacing w:before="0" w:after="80" w:line="276"/>
+              <w:spacing w:after="80" w:before="0" w:line="276"/>
               <w:jc w:val="left"/>
             </w:pPr>
             <w:r>
@@ -4279,7 +4256,7 @@
           </w:tcPr>
           <w:p>
             <w:pPr>
-              <w:spacing w:before="0" w:after="80" w:line="276"/>
+              <w:spacing w:after="80" w:before="0" w:line="276"/>
               <w:jc w:val="left"/>
             </w:pPr>
             <w:r>
@@ -4318,7 +4295,7 @@
           </w:tcPr>
           <w:p>
             <w:pPr>
-              <w:spacing w:before="0" w:after="80" w:line="276"/>
+              <w:spacing w:after="80" w:before="0" w:line="276"/>
               <w:jc w:val="left"/>
             </w:pPr>
             <w:r>
@@ -4355,7 +4332,7 @@
           </w:tcPr>
           <w:p>
             <w:pPr>
-              <w:spacing w:before="0" w:after="80" w:line="276"/>
+              <w:spacing w:after="80" w:before="0" w:line="276"/>
               <w:jc w:val="left"/>
             </w:pPr>
             <w:r>
@@ -4393,7 +4370,7 @@
           </w:tcPr>
           <w:p>
             <w:pPr>
-              <w:spacing w:before="0" w:after="80" w:line="276"/>
+              <w:spacing w:after="80" w:before="0" w:line="276"/>
               <w:jc w:val="left"/>
             </w:pPr>
             <w:r>
@@ -4432,7 +4409,7 @@
           </w:tcPr>
           <w:p>
             <w:pPr>
-              <w:spacing w:before="0" w:after="80" w:line="276"/>
+              <w:spacing w:after="80" w:before="0" w:line="276"/>
               <w:jc w:val="left"/>
             </w:pPr>
             <w:r>
@@ -4469,7 +4446,7 @@
           </w:tcPr>
           <w:p>
             <w:pPr>
-              <w:spacing w:before="0" w:after="80" w:line="276"/>
+              <w:spacing w:after="80" w:before="0" w:line="276"/>
               <w:jc w:val="left"/>
             </w:pPr>
             <w:r>
@@ -4507,7 +4484,7 @@
           </w:tcPr>
           <w:p>
             <w:pPr>
-              <w:spacing w:before="0" w:after="80" w:line="276"/>
+              <w:spacing w:after="80" w:before="0" w:line="276"/>
               <w:jc w:val="left"/>
             </w:pPr>
             <w:r>
@@ -4546,7 +4523,7 @@
           </w:tcPr>
           <w:p>
             <w:pPr>
-              <w:spacing w:before="0" w:after="80" w:line="276"/>
+              <w:spacing w:after="80" w:before="0" w:line="276"/>
               <w:jc w:val="left"/>
             </w:pPr>
             <w:r>
@@ -4583,7 +4560,7 @@
           </w:tcPr>
           <w:p>
             <w:pPr>
-              <w:spacing w:before="0" w:after="80" w:line="276"/>
+              <w:spacing w:after="80" w:before="0" w:line="276"/>
               <w:jc w:val="left"/>
             </w:pPr>
             <w:r>
@@ -4621,7 +4598,7 @@
           </w:tcPr>
           <w:p>
             <w:pPr>
-              <w:spacing w:before="0" w:after="80" w:line="276"/>
+              <w:spacing w:after="80" w:before="0" w:line="276"/>
               <w:jc w:val="left"/>
             </w:pPr>
             <w:r>
@@ -4643,7 +4620,7 @@
     </w:tbl>
     <w:p>
       <w:pPr>
-        <w:spacing w:before="0" w:after="200"/>
+        <w:spacing w:after="200" w:before="0"/>
       </w:pPr>
       <w:r>
         <w:rPr>
@@ -4662,7 +4639,7 @@
     <w:p>
       <w:pPr>
         <w:pStyle w:val="Heading2"/>
-        <w:spacing w:before="220" w:after="120"/>
+        <w:spacing w:after="120" w:before="220"/>
       </w:pPr>
       <w:r>
         <w:rPr>
@@ -4678,7 +4655,7 @@
     </w:p>
     <w:p>
       <w:pPr>
-        <w:spacing w:before="0" w:after="100" w:line="276"/>
+        <w:spacing w:after="100" w:before="0" w:line="276"/>
         <w:jc w:val="left"/>
       </w:pPr>
       <w:r>
@@ -4736,7 +4713,7 @@
           </w:tcPr>
           <w:p>
             <w:pPr>
-              <w:spacing w:before="0" w:after="80" w:line="276"/>
+              <w:spacing w:after="80" w:before="0" w:line="276"/>
               <w:jc w:val="left"/>
             </w:pPr>
             <w:r>
@@ -4773,7 +4750,7 @@
           </w:tcPr>
           <w:p>
             <w:pPr>
-              <w:spacing w:before="0" w:after="80" w:line="276"/>
+              <w:spacing w:after="80" w:before="0" w:line="276"/>
               <w:jc w:val="left"/>
             </w:pPr>
             <w:r>
@@ -4810,7 +4787,7 @@
           </w:tcPr>
           <w:p>
             <w:pPr>
-              <w:spacing w:before="0" w:after="80" w:line="276"/>
+              <w:spacing w:after="80" w:before="0" w:line="276"/>
               <w:jc w:val="left"/>
             </w:pPr>
             <w:r>
@@ -4847,7 +4824,7 @@
           </w:tcPr>
           <w:p>
             <w:pPr>
-              <w:spacing w:before="0" w:after="80" w:line="276"/>
+              <w:spacing w:after="80" w:before="0" w:line="276"/>
               <w:jc w:val="left"/>
             </w:pPr>
             <w:r>
@@ -4886,7 +4863,7 @@
           </w:tcPr>
           <w:p>
             <w:pPr>
-              <w:spacing w:before="0" w:after="80" w:line="276"/>
+              <w:spacing w:after="80" w:before="0" w:line="276"/>
               <w:jc w:val="left"/>
             </w:pPr>
             <w:r>
@@ -4923,7 +4900,7 @@
           </w:tcPr>
           <w:p>
             <w:pPr>
-              <w:spacing w:before="0" w:after="80" w:line="276"/>
+              <w:spacing w:after="80" w:before="0" w:line="276"/>
               <w:jc w:val="left"/>
             </w:pPr>
             <w:r>
@@ -4960,7 +4937,7 @@
           </w:tcPr>
           <w:p>
             <w:pPr>
-              <w:spacing w:before="0" w:after="80" w:line="276"/>
+              <w:spacing w:after="80" w:before="0" w:line="276"/>
               <w:jc w:val="left"/>
             </w:pPr>
             <w:r>
@@ -4997,7 +4974,7 @@
           </w:tcPr>
           <w:p>
             <w:pPr>
-              <w:spacing w:before="0" w:after="80" w:line="276"/>
+              <w:spacing w:after="80" w:before="0" w:line="276"/>
               <w:jc w:val="left"/>
             </w:pPr>
             <w:r>
@@ -5036,7 +5013,7 @@
           </w:tcPr>
           <w:p>
             <w:pPr>
-              <w:spacing w:before="0" w:after="80" w:line="276"/>
+              <w:spacing w:after="80" w:before="0" w:line="276"/>
               <w:jc w:val="left"/>
             </w:pPr>
             <w:r>
@@ -5073,7 +5050,7 @@
           </w:tcPr>
           <w:p>
             <w:pPr>
-              <w:spacing w:before="0" w:after="80" w:line="276"/>
+              <w:spacing w:after="80" w:before="0" w:line="276"/>
               <w:jc w:val="left"/>
             </w:pPr>
             <w:r>
@@ -5110,7 +5087,7 @@
           </w:tcPr>
           <w:p>
             <w:pPr>
-              <w:spacing w:before="0" w:after="80" w:line="276"/>
+              <w:spacing w:after="80" w:before="0" w:line="276"/>
               <w:jc w:val="left"/>
             </w:pPr>
             <w:r>
@@ -5147,7 +5124,7 @@
           </w:tcPr>
           <w:p>
             <w:pPr>
-              <w:spacing w:before="0" w:after="80" w:line="276"/>
+              <w:spacing w:after="80" w:before="0" w:line="276"/>
               <w:jc w:val="left"/>
             </w:pPr>
             <w:r>
@@ -5186,7 +5163,7 @@
           </w:tcPr>
           <w:p>
             <w:pPr>
-              <w:spacing w:before="0" w:after="80" w:line="276"/>
+              <w:spacing w:after="80" w:before="0" w:line="276"/>
               <w:jc w:val="left"/>
             </w:pPr>
             <w:r>
@@ -5223,7 +5200,7 @@
           </w:tcPr>
           <w:p>
             <w:pPr>
-              <w:spacing w:before="0" w:after="80" w:line="276"/>
+              <w:spacing w:after="80" w:before="0" w:line="276"/>
               <w:jc w:val="left"/>
             </w:pPr>
             <w:r>
@@ -5260,7 +5237,7 @@
           </w:tcPr>
           <w:p>
             <w:pPr>
-              <w:spacing w:before="0" w:after="80" w:line="276"/>
+              <w:spacing w:after="80" w:before="0" w:line="276"/>
               <w:jc w:val="left"/>
             </w:pPr>
             <w:r>
@@ -5297,7 +5274,7 @@
           </w:tcPr>
           <w:p>
             <w:pPr>
-              <w:spacing w:before="0" w:after="80" w:line="276"/>
+              <w:spacing w:after="80" w:before="0" w:line="276"/>
               <w:jc w:val="left"/>
             </w:pPr>
             <w:r>
@@ -5336,7 +5313,7 @@
           </w:tcPr>
           <w:p>
             <w:pPr>
-              <w:spacing w:before="0" w:after="80" w:line="276"/>
+              <w:spacing w:after="80" w:before="0" w:line="276"/>
               <w:jc w:val="left"/>
             </w:pPr>
             <w:r>
@@ -5373,7 +5350,7 @@
           </w:tcPr>
           <w:p>
             <w:pPr>
-              <w:spacing w:before="0" w:after="80" w:line="276"/>
+              <w:spacing w:after="80" w:before="0" w:line="276"/>
               <w:jc w:val="left"/>
             </w:pPr>
             <w:r>
@@ -5410,7 +5387,7 @@
           </w:tcPr>
           <w:p>
             <w:pPr>
-              <w:spacing w:before="0" w:after="80" w:line="276"/>
+              <w:spacing w:after="80" w:before="0" w:line="276"/>
               <w:jc w:val="left"/>
             </w:pPr>
             <w:r>
@@ -5447,7 +5424,7 @@
           </w:tcPr>
           <w:p>
             <w:pPr>
-              <w:spacing w:before="0" w:after="80" w:line="276"/>
+              <w:spacing w:after="80" w:before="0" w:line="276"/>
               <w:jc w:val="left"/>
             </w:pPr>
             <w:r>
@@ -5486,7 +5463,7 @@
           </w:tcPr>
           <w:p>
             <w:pPr>
-              <w:spacing w:before="0" w:after="80" w:line="276"/>
+              <w:spacing w:after="80" w:before="0" w:line="276"/>
               <w:jc w:val="left"/>
             </w:pPr>
             <w:r>
@@ -5523,7 +5500,7 @@
           </w:tcPr>
           <w:p>
             <w:pPr>
-              <w:spacing w:before="0" w:after="80" w:line="276"/>
+              <w:spacing w:after="80" w:before="0" w:line="276"/>
               <w:jc w:val="left"/>
             </w:pPr>
             <w:r>
@@ -5560,7 +5537,7 @@
           </w:tcPr>
           <w:p>
             <w:pPr>
-              <w:spacing w:before="0" w:after="80" w:line="276"/>
+              <w:spacing w:after="80" w:before="0" w:line="276"/>
               <w:jc w:val="left"/>
             </w:pPr>
             <w:r>
@@ -5597,7 +5574,7 @@
           </w:tcPr>
           <w:p>
             <w:pPr>
-              <w:spacing w:before="0" w:after="80" w:line="276"/>
+              <w:spacing w:after="80" w:before="0" w:line="276"/>
               <w:jc w:val="left"/>
             </w:pPr>
             <w:r>
@@ -5636,7 +5613,7 @@
           </w:tcPr>
           <w:p>
             <w:pPr>
-              <w:spacing w:before="0" w:after="80" w:line="276"/>
+              <w:spacing w:after="80" w:before="0" w:line="276"/>
               <w:jc w:val="left"/>
             </w:pPr>
             <w:r>
@@ -5673,7 +5650,7 @@
           </w:tcPr>
           <w:p>
             <w:pPr>
-              <w:spacing w:before="0" w:after="80" w:line="276"/>
+              <w:spacing w:after="80" w:before="0" w:line="276"/>
               <w:jc w:val="left"/>
             </w:pPr>
             <w:r>
@@ -5710,7 +5687,7 @@
           </w:tcPr>
           <w:p>
             <w:pPr>
-              <w:spacing w:before="0" w:after="80" w:line="276"/>
+              <w:spacing w:after="80" w:before="0" w:line="276"/>
               <w:jc w:val="left"/>
             </w:pPr>
             <w:r>
@@ -5747,7 +5724,7 @@
           </w:tcPr>
           <w:p>
             <w:pPr>
-              <w:spacing w:before="0" w:after="80" w:line="276"/>
+              <w:spacing w:after="80" w:before="0" w:line="276"/>
               <w:jc w:val="left"/>
             </w:pPr>
             <w:r>
@@ -5786,7 +5763,7 @@
           </w:tcPr>
           <w:p>
             <w:pPr>
-              <w:spacing w:before="0" w:after="80" w:line="276"/>
+              <w:spacing w:after="80" w:before="0" w:line="276"/>
               <w:jc w:val="left"/>
             </w:pPr>
             <w:r>
@@ -5823,7 +5800,7 @@
           </w:tcPr>
           <w:p>
             <w:pPr>
-              <w:spacing w:before="0" w:after="80" w:line="276"/>
+              <w:spacing w:after="80" w:before="0" w:line="276"/>
               <w:jc w:val="left"/>
             </w:pPr>
             <w:r>
@@ -5860,7 +5837,7 @@
           </w:tcPr>
           <w:p>
             <w:pPr>
-              <w:spacing w:before="0" w:after="80" w:line="276"/>
+              <w:spacing w:after="80" w:before="0" w:line="276"/>
               <w:jc w:val="left"/>
             </w:pPr>
             <w:r>
@@ -5897,7 +5874,7 @@
           </w:tcPr>
           <w:p>
             <w:pPr>
-              <w:spacing w:before="0" w:after="80" w:line="276"/>
+              <w:spacing w:after="80" w:before="0" w:line="276"/>
               <w:jc w:val="left"/>
             </w:pPr>
             <w:r>
@@ -5936,7 +5913,7 @@
           </w:tcPr>
           <w:p>
             <w:pPr>
-              <w:spacing w:before="0" w:after="80" w:line="276"/>
+              <w:spacing w:after="80" w:before="0" w:line="276"/>
               <w:jc w:val="left"/>
             </w:pPr>
             <w:r>
@@ -5973,7 +5950,7 @@
           </w:tcPr>
           <w:p>
             <w:pPr>
-              <w:spacing w:before="0" w:after="80" w:line="276"/>
+              <w:spacing w:after="80" w:before="0" w:line="276"/>
               <w:jc w:val="left"/>
             </w:pPr>
             <w:r>
@@ -6010,7 +5987,7 @@
           </w:tcPr>
           <w:p>
             <w:pPr>
-              <w:spacing w:before="0" w:after="80" w:line="276"/>
+              <w:spacing w:after="80" w:before="0" w:line="276"/>
               <w:jc w:val="left"/>
             </w:pPr>
             <w:r>
@@ -6047,7 +6024,7 @@
           </w:tcPr>
           <w:p>
             <w:pPr>
-              <w:spacing w:before="0" w:after="80" w:line="276"/>
+              <w:spacing w:after="80" w:before="0" w:line="276"/>
               <w:jc w:val="left"/>
             </w:pPr>
             <w:r>
@@ -6086,7 +6063,7 @@
           </w:tcPr>
           <w:p>
             <w:pPr>
-              <w:spacing w:before="0" w:after="80" w:line="276"/>
+              <w:spacing w:after="80" w:before="0" w:line="276"/>
               <w:jc w:val="left"/>
             </w:pPr>
             <w:r>
@@ -6123,7 +6100,7 @@
           </w:tcPr>
           <w:p>
             <w:pPr>
-              <w:spacing w:before="0" w:after="80" w:line="276"/>
+              <w:spacing w:after="80" w:before="0" w:line="276"/>
               <w:jc w:val="left"/>
             </w:pPr>
             <w:r>
@@ -6160,7 +6137,7 @@
           </w:tcPr>
           <w:p>
             <w:pPr>
-              <w:spacing w:before="0" w:after="80" w:line="276"/>
+              <w:spacing w:after="80" w:before="0" w:line="276"/>
               <w:jc w:val="left"/>
             </w:pPr>
             <w:r>
@@ -6197,7 +6174,7 @@
           </w:tcPr>
           <w:p>
             <w:pPr>
-              <w:spacing w:before="0" w:after="80" w:line="276"/>
+              <w:spacing w:after="80" w:before="0" w:line="276"/>
               <w:jc w:val="left"/>
             </w:pPr>
             <w:r>
@@ -6236,7 +6213,7 @@
           </w:tcPr>
           <w:p>
             <w:pPr>
-              <w:spacing w:before="0" w:after="80" w:line="276"/>
+              <w:spacing w:after="80" w:before="0" w:line="276"/>
               <w:jc w:val="left"/>
             </w:pPr>
             <w:r>
@@ -6273,7 +6250,7 @@
           </w:tcPr>
           <w:p>
             <w:pPr>
-              <w:spacing w:before="0" w:after="80" w:line="276"/>
+              <w:spacing w:after="80" w:before="0" w:line="276"/>
               <w:jc w:val="left"/>
             </w:pPr>
             <w:r>
@@ -6310,7 +6287,7 @@
           </w:tcPr>
           <w:p>
             <w:pPr>
-              <w:spacing w:before="0" w:after="80" w:line="276"/>
+              <w:spacing w:after="80" w:before="0" w:line="276"/>
               <w:jc w:val="left"/>
             </w:pPr>
             <w:r>
@@ -6347,7 +6324,7 @@
           </w:tcPr>
           <w:p>
             <w:pPr>
-              <w:spacing w:before="0" w:after="80" w:line="276"/>
+              <w:spacing w:after="80" w:before="0" w:line="276"/>
               <w:jc w:val="left"/>
             </w:pPr>
             <w:r>
@@ -6386,7 +6363,7 @@
           </w:tcPr>
           <w:p>
             <w:pPr>
-              <w:spacing w:before="0" w:after="80" w:line="276"/>
+              <w:spacing w:after="80" w:before="0" w:line="276"/>
               <w:jc w:val="left"/>
             </w:pPr>
             <w:r>
@@ -6423,7 +6400,7 @@
           </w:tcPr>
           <w:p>
             <w:pPr>
-              <w:spacing w:before="0" w:after="80" w:line="276"/>
+              <w:spacing w:after="80" w:before="0" w:line="276"/>
               <w:jc w:val="left"/>
             </w:pPr>
             <w:r>
@@ -6460,7 +6437,7 @@
           </w:tcPr>
           <w:p>
             <w:pPr>
-              <w:spacing w:before="0" w:after="80" w:line="276"/>
+              <w:spacing w:after="80" w:before="0" w:line="276"/>
               <w:jc w:val="left"/>
             </w:pPr>
             <w:r>
@@ -6497,7 +6474,7 @@
           </w:tcPr>
           <w:p>
             <w:pPr>
-              <w:spacing w:before="0" w:after="80" w:line="276"/>
+              <w:spacing w:after="80" w:before="0" w:line="276"/>
               <w:jc w:val="left"/>
             </w:pPr>
             <w:r>
@@ -6536,7 +6513,7 @@
           </w:tcPr>
           <w:p>
             <w:pPr>
-              <w:spacing w:before="0" w:after="80" w:line="276"/>
+              <w:spacing w:after="80" w:before="0" w:line="276"/>
               <w:jc w:val="left"/>
             </w:pPr>
             <w:r>
@@ -6573,7 +6550,7 @@
           </w:tcPr>
           <w:p>
             <w:pPr>
-              <w:spacing w:before="0" w:after="80" w:line="276"/>
+              <w:spacing w:after="80" w:before="0" w:line="276"/>
               <w:jc w:val="left"/>
             </w:pPr>
             <w:r>
@@ -6610,7 +6587,7 @@
           </w:tcPr>
           <w:p>
             <w:pPr>
-              <w:spacing w:before="0" w:after="80" w:line="276"/>
+              <w:spacing w:after="80" w:before="0" w:line="276"/>
               <w:jc w:val="left"/>
             </w:pPr>
             <w:r>
@@ -6647,7 +6624,7 @@
           </w:tcPr>
           <w:p>
             <w:pPr>
-              <w:spacing w:before="0" w:after="80" w:line="276"/>
+              <w:spacing w:after="80" w:before="0" w:line="276"/>
               <w:jc w:val="left"/>
             </w:pPr>
             <w:r>
@@ -6675,7 +6652,7 @@
     <w:p>
       <w:pPr>
         <w:pStyle w:val="Heading1"/>
-        <w:spacing w:before="320" w:after="160"/>
+        <w:spacing w:after="160" w:before="320"/>
       </w:pPr>
       <w:r>
         <w:rPr>
@@ -6691,7 +6668,7 @@
     </w:p>
     <w:p>
       <w:pPr>
-        <w:spacing w:before="0" w:after="120" w:line="276"/>
+        <w:spacing w:after="120" w:before="0" w:line="276"/>
         <w:jc w:val="left"/>
       </w:pPr>
       <w:r>
@@ -6711,7 +6688,7 @@
     <w:p>
       <w:pPr>
         <w:pStyle w:val="Heading2"/>
-        <w:spacing w:before="220" w:after="120"/>
+        <w:spacing w:after="120" w:before="220"/>
       </w:pPr>
       <w:r>
         <w:rPr>
@@ -6765,7 +6742,7 @@
           </w:tcPr>
           <w:p>
             <w:pPr>
-              <w:spacing w:before="0" w:after="80" w:line="276"/>
+              <w:spacing w:after="80" w:before="0" w:line="276"/>
               <w:jc w:val="left"/>
             </w:pPr>
             <w:r>
@@ -6802,7 +6779,7 @@
           </w:tcPr>
           <w:p>
             <w:pPr>
-              <w:spacing w:before="0" w:after="80" w:line="276"/>
+              <w:spacing w:after="80" w:before="0" w:line="276"/>
               <w:jc w:val="left"/>
             </w:pPr>
             <w:r>
@@ -6839,7 +6816,7 @@
           </w:tcPr>
           <w:p>
             <w:pPr>
-              <w:spacing w:before="0" w:after="80" w:line="276"/>
+              <w:spacing w:after="80" w:before="0" w:line="276"/>
               <w:jc w:val="left"/>
             </w:pPr>
             <w:r>
@@ -6878,7 +6855,7 @@
           </w:tcPr>
           <w:p>
             <w:pPr>
-              <w:spacing w:before="0" w:after="80" w:line="276"/>
+              <w:spacing w:after="80" w:before="0" w:line="276"/>
               <w:jc w:val="left"/>
             </w:pPr>
             <w:r>
@@ -6915,7 +6892,7 @@
           </w:tcPr>
           <w:p>
             <w:pPr>
-              <w:spacing w:before="0" w:after="80" w:line="276"/>
+              <w:spacing w:after="80" w:before="0" w:line="276"/>
               <w:jc w:val="center"/>
             </w:pPr>
             <w:r>
@@ -6952,7 +6929,7 @@
           </w:tcPr>
           <w:p>
             <w:pPr>
-              <w:spacing w:before="0" w:after="80" w:line="276"/>
+              <w:spacing w:after="80" w:before="0" w:line="276"/>
               <w:jc w:val="left"/>
             </w:pPr>
             <w:r>
@@ -6991,7 +6968,7 @@
           </w:tcPr>
           <w:p>
             <w:pPr>
-              <w:spacing w:before="0" w:after="80" w:line="276"/>
+              <w:spacing w:after="80" w:before="0" w:line="276"/>
               <w:jc w:val="left"/>
             </w:pPr>
             <w:r>
@@ -7028,7 +7005,7 @@
           </w:tcPr>
           <w:p>
             <w:pPr>
-              <w:spacing w:before="0" w:after="80" w:line="276"/>
+              <w:spacing w:after="80" w:before="0" w:line="276"/>
               <w:jc w:val="center"/>
             </w:pPr>
             <w:r>
@@ -7065,7 +7042,7 @@
           </w:tcPr>
           <w:p>
             <w:pPr>
-              <w:spacing w:before="0" w:after="80" w:line="276"/>
+              <w:spacing w:after="80" w:before="0" w:line="276"/>
               <w:jc w:val="left"/>
             </w:pPr>
             <w:r>
@@ -7104,7 +7081,7 @@
           </w:tcPr>
           <w:p>
             <w:pPr>
-              <w:spacing w:before="0" w:after="80" w:line="276"/>
+              <w:spacing w:after="80" w:before="0" w:line="276"/>
               <w:jc w:val="left"/>
             </w:pPr>
             <w:r>
@@ -7141,7 +7118,7 @@
           </w:tcPr>
           <w:p>
             <w:pPr>
-              <w:spacing w:before="0" w:after="80" w:line="276"/>
+              <w:spacing w:after="80" w:before="0" w:line="276"/>
               <w:jc w:val="center"/>
             </w:pPr>
             <w:r>
@@ -7178,7 +7155,7 @@
           </w:tcPr>
           <w:p>
             <w:pPr>
-              <w:spacing w:before="0" w:after="80" w:line="276"/>
+              <w:spacing w:after="80" w:before="0" w:line="276"/>
               <w:jc w:val="left"/>
             </w:pPr>
             <w:r>
@@ -7217,7 +7194,7 @@
           </w:tcPr>
           <w:p>
             <w:pPr>
-              <w:spacing w:before="0" w:after="80" w:line="276"/>
+              <w:spacing w:after="80" w:before="0" w:line="276"/>
               <w:jc w:val="left"/>
             </w:pPr>
             <w:r>
@@ -7254,7 +7231,7 @@
           </w:tcPr>
           <w:p>
             <w:pPr>
-              <w:spacing w:before="0" w:after="80" w:line="276"/>
+              <w:spacing w:after="80" w:before="0" w:line="276"/>
               <w:jc w:val="center"/>
             </w:pPr>
             <w:r>
@@ -7291,7 +7268,7 @@
           </w:tcPr>
           <w:p>
             <w:pPr>
-              <w:spacing w:before="0" w:after="80" w:line="276"/>
+              <w:spacing w:after="80" w:before="0" w:line="276"/>
               <w:jc w:val="left"/>
             </w:pPr>
             <w:r>
@@ -7330,7 +7307,7 @@
           </w:tcPr>
           <w:p>
             <w:pPr>
-              <w:spacing w:before="0" w:after="80" w:line="276"/>
+              <w:spacing w:after="80" w:before="0" w:line="276"/>
               <w:jc w:val="left"/>
             </w:pPr>
             <w:r>
@@ -7367,7 +7344,7 @@
           </w:tcPr>
           <w:p>
             <w:pPr>
-              <w:spacing w:before="0" w:after="80" w:line="276"/>
+              <w:spacing w:after="80" w:before="0" w:line="276"/>
               <w:jc w:val="center"/>
             </w:pPr>
             <w:r>
@@ -7404,7 +7381,7 @@
           </w:tcPr>
           <w:p>
             <w:pPr>
-              <w:spacing w:before="0" w:after="80" w:line="276"/>
+              <w:spacing w:after="80" w:before="0" w:line="276"/>
               <w:jc w:val="left"/>
             </w:pPr>
             <w:r>
@@ -7443,7 +7420,7 @@
           </w:tcPr>
           <w:p>
             <w:pPr>
-              <w:spacing w:before="0" w:after="80" w:line="276"/>
+              <w:spacing w:after="80" w:before="0" w:line="276"/>
               <w:jc w:val="left"/>
             </w:pPr>
             <w:r>
@@ -7480,7 +7457,7 @@
           </w:tcPr>
           <w:p>
             <w:pPr>
-              <w:spacing w:before="0" w:after="80" w:line="276"/>
+              <w:spacing w:after="80" w:before="0" w:line="276"/>
               <w:jc w:val="center"/>
             </w:pPr>
             <w:r>
@@ -7517,7 +7494,7 @@
           </w:tcPr>
           <w:p>
             <w:pPr>
-              <w:spacing w:before="0" w:after="80" w:line="276"/>
+              <w:spacing w:after="80" w:before="0" w:line="276"/>
               <w:jc w:val="left"/>
             </w:pPr>
             <w:r>
@@ -7539,7 +7516,7 @@
     </w:tbl>
     <w:p>
       <w:pPr>
-        <w:spacing w:before="0" w:after="180"/>
+        <w:spacing w:after="180" w:before="0"/>
       </w:pPr>
       <w:r>
         <w:rPr>
@@ -7590,7 +7567,7 @@
           </w:tcPr>
           <w:p>
             <w:pPr>
-              <w:spacing w:before="0" w:after="80" w:line="276"/>
+              <w:spacing w:after="80" w:before="0" w:line="276"/>
               <w:jc w:val="left"/>
             </w:pPr>
             <w:r>
@@ -7609,7 +7586,7 @@
           </w:p>
           <w:p>
             <w:pPr>
-              <w:spacing w:before="0" w:after="80" w:line="276"/>
+              <w:spacing w:after="80" w:before="0" w:line="276"/>
               <w:jc w:val="left"/>
             </w:pPr>
             <w:r>
@@ -7631,7 +7608,7 @@
     </w:tbl>
     <w:p>
       <w:pPr>
-        <w:spacing w:before="0" w:after="180"/>
+        <w:spacing w:after="180" w:before="0"/>
       </w:pPr>
       <w:r>
         <w:rPr>
@@ -7650,7 +7627,7 @@
     <w:p>
       <w:pPr>
         <w:pStyle w:val="Heading2"/>
-        <w:spacing w:before="220" w:after="120"/>
+        <w:spacing w:after="120" w:before="220"/>
       </w:pPr>
       <w:r>
         <w:rPr>
@@ -7703,7 +7680,7 @@
           </w:tcPr>
           <w:p>
             <w:pPr>
-              <w:spacing w:before="0" w:after="80" w:line="276"/>
+              <w:spacing w:after="80" w:before="0" w:line="276"/>
               <w:jc w:val="left"/>
             </w:pPr>
             <w:r>
@@ -7740,7 +7717,7 @@
           </w:tcPr>
           <w:p>
             <w:pPr>
-              <w:spacing w:before="0" w:after="80" w:line="276"/>
+              <w:spacing w:after="80" w:before="0" w:line="276"/>
               <w:jc w:val="left"/>
             </w:pPr>
             <w:r>
@@ -7779,7 +7756,7 @@
           </w:tcPr>
           <w:p>
             <w:pPr>
-              <w:spacing w:before="0" w:after="80" w:line="276"/>
+              <w:spacing w:after="80" w:before="0" w:line="276"/>
               <w:jc w:val="left"/>
             </w:pPr>
             <w:r>
@@ -7816,7 +7793,7 @@
           </w:tcPr>
           <w:p>
             <w:pPr>
-              <w:spacing w:before="0" w:after="80" w:line="276"/>
+              <w:spacing w:after="80" w:before="0" w:line="276"/>
               <w:jc w:val="left"/>
             </w:pPr>
             <w:r>
@@ -7855,7 +7832,7 @@
           </w:tcPr>
           <w:p>
             <w:pPr>
-              <w:spacing w:before="0" w:after="80" w:line="276"/>
+              <w:spacing w:after="80" w:before="0" w:line="276"/>
               <w:jc w:val="left"/>
             </w:pPr>
             <w:r>
@@ -7892,7 +7869,7 @@
           </w:tcPr>
           <w:p>
             <w:pPr>
-              <w:spacing w:before="0" w:after="80" w:line="276"/>
+              <w:spacing w:after="80" w:before="0" w:line="276"/>
               <w:jc w:val="left"/>
             </w:pPr>
             <w:r>
@@ -7931,7 +7908,7 @@
           </w:tcPr>
           <w:p>
             <w:pPr>
-              <w:spacing w:before="0" w:after="80" w:line="276"/>
+              <w:spacing w:after="80" w:before="0" w:line="276"/>
               <w:jc w:val="left"/>
             </w:pPr>
             <w:r>
@@ -7968,7 +7945,7 @@
           </w:tcPr>
           <w:p>
             <w:pPr>
-              <w:spacing w:before="0" w:after="80" w:line="276"/>
+              <w:spacing w:after="80" w:before="0" w:line="276"/>
               <w:jc w:val="left"/>
             </w:pPr>
             <w:r>
@@ -8007,7 +7984,7 @@
           </w:tcPr>
           <w:p>
             <w:pPr>
-              <w:spacing w:before="0" w:after="80" w:line="276"/>
+              <w:spacing w:after="80" w:before="0" w:line="276"/>
               <w:jc w:val="left"/>
             </w:pPr>
             <w:r>
@@ -8044,7 +8021,7 @@
           </w:tcPr>
           <w:p>
             <w:pPr>
-              <w:spacing w:before="0" w:after="80" w:line="276"/>
+              <w:spacing w:after="80" w:before="0" w:line="276"/>
               <w:jc w:val="left"/>
             </w:pPr>
             <w:r>
@@ -8083,7 +8060,7 @@
           </w:tcPr>
           <w:p>
             <w:pPr>
-              <w:spacing w:before="0" w:after="80" w:line="276"/>
+              <w:spacing w:after="80" w:before="0" w:line="276"/>
               <w:jc w:val="left"/>
             </w:pPr>
             <w:r>
@@ -8120,7 +8097,7 @@
           </w:tcPr>
           <w:p>
             <w:pPr>
-              <w:spacing w:before="0" w:after="80" w:line="276"/>
+              <w:spacing w:after="80" w:before="0" w:line="276"/>
               <w:jc w:val="left"/>
             </w:pPr>
             <w:r>
@@ -8159,7 +8136,7 @@
           </w:tcPr>
           <w:p>
             <w:pPr>
-              <w:spacing w:before="0" w:after="80" w:line="276"/>
+              <w:spacing w:after="80" w:before="0" w:line="276"/>
               <w:jc w:val="left"/>
             </w:pPr>
             <w:r>
@@ -8196,7 +8173,7 @@
           </w:tcPr>
           <w:p>
             <w:pPr>
-              <w:spacing w:before="0" w:after="80" w:line="276"/>
+              <w:spacing w:after="80" w:before="0" w:line="276"/>
               <w:jc w:val="left"/>
             </w:pPr>
             <w:r>
@@ -8224,7 +8201,7 @@
     <w:p>
       <w:pPr>
         <w:pStyle w:val="Heading1"/>
-        <w:spacing w:before="320" w:after="160"/>
+        <w:spacing w:after="160" w:before="320"/>
       </w:pPr>
       <w:r>
         <w:rPr>
@@ -8240,7 +8217,7 @@
     </w:p>
     <w:p>
       <w:pPr>
-        <w:spacing w:before="0" w:after="140" w:line="276"/>
+        <w:spacing w:after="140" w:before="0" w:line="276"/>
         <w:jc w:val="left"/>
       </w:pPr>
       <w:r>
@@ -8298,7 +8275,7 @@
           </w:tcPr>
           <w:p>
             <w:pPr>
-              <w:spacing w:before="0" w:after="80" w:line="276"/>
+              <w:spacing w:after="80" w:before="0" w:line="276"/>
               <w:jc w:val="left"/>
             </w:pPr>
             <w:r>
@@ -8335,7 +8312,7 @@
           </w:tcPr>
           <w:p>
             <w:pPr>
-              <w:spacing w:before="0" w:after="80" w:line="276"/>
+              <w:spacing w:after="80" w:before="0" w:line="276"/>
               <w:jc w:val="left"/>
             </w:pPr>
             <w:r>
@@ -8372,7 +8349,7 @@
           </w:tcPr>
           <w:p>
             <w:pPr>
-              <w:spacing w:before="0" w:after="80" w:line="276"/>
+              <w:spacing w:after="80" w:before="0" w:line="276"/>
               <w:jc w:val="left"/>
             </w:pPr>
             <w:r>
@@ -8409,7 +8386,7 @@
           </w:tcPr>
           <w:p>
             <w:pPr>
-              <w:spacing w:before="0" w:after="80" w:line="276"/>
+              <w:spacing w:after="80" w:before="0" w:line="276"/>
               <w:jc w:val="left"/>
             </w:pPr>
             <w:r>
@@ -8449,7 +8426,7 @@
           </w:tcPr>
           <w:p>
             <w:pPr>
-              <w:spacing w:before="0" w:after="80" w:line="276"/>
+              <w:spacing w:after="80" w:before="0" w:line="276"/>
               <w:jc w:val="left"/>
             </w:pPr>
             <w:r>
@@ -8488,7 +8465,7 @@
           </w:tcPr>
           <w:p>
             <w:pPr>
-              <w:spacing w:before="0" w:after="80" w:line="276"/>
+              <w:spacing w:after="80" w:before="0" w:line="276"/>
               <w:jc w:val="left"/>
             </w:pPr>
             <w:r>
@@ -8525,7 +8502,7 @@
           </w:tcPr>
           <w:p>
             <w:pPr>
-              <w:spacing w:before="0" w:after="80" w:line="276"/>
+              <w:spacing w:after="80" w:before="0" w:line="276"/>
               <w:jc w:val="right"/>
             </w:pPr>
             <w:r>
@@ -8562,7 +8539,7 @@
           </w:tcPr>
           <w:p>
             <w:pPr>
-              <w:spacing w:before="0" w:after="80" w:line="276"/>
+              <w:spacing w:after="80" w:before="0" w:line="276"/>
               <w:jc w:val="center"/>
             </w:pPr>
             <w:r>
@@ -8599,7 +8576,7 @@
           </w:tcPr>
           <w:p>
             <w:pPr>
-              <w:spacing w:before="0" w:after="80" w:line="276"/>
+              <w:spacing w:after="80" w:before="0" w:line="276"/>
               <w:jc w:val="left"/>
             </w:pPr>
             <w:r>
@@ -8638,7 +8615,7 @@
           </w:tcPr>
           <w:p>
             <w:pPr>
-              <w:spacing w:before="0" w:after="80" w:line="276"/>
+              <w:spacing w:after="80" w:before="0" w:line="276"/>
               <w:jc w:val="left"/>
             </w:pPr>
             <w:r>
@@ -8675,7 +8652,7 @@
           </w:tcPr>
           <w:p>
             <w:pPr>
-              <w:spacing w:before="0" w:after="80" w:line="276"/>
+              <w:spacing w:after="80" w:before="0" w:line="276"/>
               <w:jc w:val="right"/>
             </w:pPr>
             <w:r>
@@ -8712,7 +8689,7 @@
           </w:tcPr>
           <w:p>
             <w:pPr>
-              <w:spacing w:before="0" w:after="80" w:line="276"/>
+              <w:spacing w:after="80" w:before="0" w:line="276"/>
               <w:jc w:val="center"/>
             </w:pPr>
             <w:r>
@@ -8749,7 +8726,7 @@
           </w:tcPr>
           <w:p>
             <w:pPr>
-              <w:spacing w:before="0" w:after="80" w:line="276"/>
+              <w:spacing w:after="80" w:before="0" w:line="276"/>
               <w:jc w:val="left"/>
             </w:pPr>
             <w:r>
@@ -8788,7 +8765,7 @@
           </w:tcPr>
           <w:p>
             <w:pPr>
-              <w:spacing w:before="0" w:after="80" w:line="276"/>
+              <w:spacing w:after="80" w:before="0" w:line="276"/>
               <w:jc w:val="left"/>
             </w:pPr>
             <w:r>
@@ -8825,7 +8802,7 @@
           </w:tcPr>
           <w:p>
             <w:pPr>
-              <w:spacing w:before="0" w:after="80" w:line="276"/>
+              <w:spacing w:after="80" w:before="0" w:line="276"/>
               <w:jc w:val="right"/>
             </w:pPr>
             <w:r>
@@ -8862,7 +8839,7 @@
           </w:tcPr>
           <w:p>
             <w:pPr>
-              <w:spacing w:before="0" w:after="80" w:line="276"/>
+              <w:spacing w:after="80" w:before="0" w:line="276"/>
               <w:jc w:val="center"/>
             </w:pPr>
             <w:r>
@@ -8899,7 +8876,7 @@
           </w:tcPr>
           <w:p>
             <w:pPr>
-              <w:spacing w:before="0" w:after="80" w:line="276"/>
+              <w:spacing w:after="80" w:before="0" w:line="276"/>
               <w:jc w:val="left"/>
             </w:pPr>
             <w:r>
@@ -8938,7 +8915,7 @@
           </w:tcPr>
           <w:p>
             <w:pPr>
-              <w:spacing w:before="0" w:after="80" w:line="276"/>
+              <w:spacing w:after="80" w:before="0" w:line="276"/>
               <w:jc w:val="left"/>
             </w:pPr>
             <w:r>
@@ -8975,7 +8952,7 @@
           </w:tcPr>
           <w:p>
             <w:pPr>
-              <w:spacing w:before="0" w:after="80" w:line="276"/>
+              <w:spacing w:after="80" w:before="0" w:line="276"/>
               <w:jc w:val="right"/>
             </w:pPr>
             <w:r>
@@ -9012,7 +8989,7 @@
           </w:tcPr>
           <w:p>
             <w:pPr>
-              <w:spacing w:before="0" w:after="80" w:line="276"/>
+              <w:spacing w:after="80" w:before="0" w:line="276"/>
               <w:jc w:val="center"/>
             </w:pPr>
             <w:r>
@@ -9049,7 +9026,7 @@
           </w:tcPr>
           <w:p>
             <w:pPr>
-              <w:spacing w:before="0" w:after="80" w:line="276"/>
+              <w:spacing w:after="80" w:before="0" w:line="276"/>
               <w:jc w:val="left"/>
             </w:pPr>
             <w:r>
@@ -9088,7 +9065,7 @@
           </w:tcPr>
           <w:p>
             <w:pPr>
-              <w:spacing w:before="0" w:after="80" w:line="276"/>
+              <w:spacing w:after="80" w:before="0" w:line="276"/>
               <w:jc w:val="left"/>
             </w:pPr>
             <w:r>
@@ -9125,7 +9102,7 @@
           </w:tcPr>
           <w:p>
             <w:pPr>
-              <w:spacing w:before="0" w:after="80" w:line="276"/>
+              <w:spacing w:after="80" w:before="0" w:line="276"/>
               <w:jc w:val="right"/>
             </w:pPr>
             <w:r>
@@ -9162,7 +9139,7 @@
           </w:tcPr>
           <w:p>
             <w:pPr>
-              <w:spacing w:before="0" w:after="80" w:line="276"/>
+              <w:spacing w:after="80" w:before="0" w:line="276"/>
               <w:jc w:val="center"/>
             </w:pPr>
             <w:r>
@@ -9199,7 +9176,7 @@
           </w:tcPr>
           <w:p>
             <w:pPr>
-              <w:spacing w:before="0" w:after="80" w:line="276"/>
+              <w:spacing w:after="80" w:before="0" w:line="276"/>
               <w:jc w:val="left"/>
             </w:pPr>
             <w:r>
@@ -9239,7 +9216,7 @@
           </w:tcPr>
           <w:p>
             <w:pPr>
-              <w:spacing w:before="0" w:after="80" w:line="276"/>
+              <w:spacing w:after="80" w:before="0" w:line="276"/>
               <w:jc w:val="left"/>
             </w:pPr>
             <w:r>
@@ -9278,7 +9255,7 @@
           </w:tcPr>
           <w:p>
             <w:pPr>
-              <w:spacing w:before="0" w:after="80" w:line="276"/>
+              <w:spacing w:after="80" w:before="0" w:line="276"/>
               <w:jc w:val="left"/>
             </w:pPr>
             <w:r>
@@ -9315,7 +9292,7 @@
           </w:tcPr>
           <w:p>
             <w:pPr>
-              <w:spacing w:before="0" w:after="80" w:line="276"/>
+              <w:spacing w:after="80" w:before="0" w:line="276"/>
               <w:jc w:val="right"/>
             </w:pPr>
             <w:r>
@@ -9352,7 +9329,7 @@
           </w:tcPr>
           <w:p>
             <w:pPr>
-              <w:spacing w:before="0" w:after="80" w:line="276"/>
+              <w:spacing w:after="80" w:before="0" w:line="276"/>
               <w:jc w:val="center"/>
             </w:pPr>
             <w:r>
@@ -9389,7 +9366,7 @@
           </w:tcPr>
           <w:p>
             <w:pPr>
-              <w:spacing w:before="0" w:after="80" w:line="276"/>
+              <w:spacing w:after="80" w:before="0" w:line="276"/>
               <w:jc w:val="left"/>
             </w:pPr>
             <w:r>
@@ -9428,7 +9405,7 @@
           </w:tcPr>
           <w:p>
             <w:pPr>
-              <w:spacing w:before="0" w:after="80" w:line="276"/>
+              <w:spacing w:after="80" w:before="0" w:line="276"/>
               <w:jc w:val="left"/>
             </w:pPr>
             <w:r>
@@ -9465,7 +9442,7 @@
           </w:tcPr>
           <w:p>
             <w:pPr>
-              <w:spacing w:before="0" w:after="80" w:line="276"/>
+              <w:spacing w:after="80" w:before="0" w:line="276"/>
               <w:jc w:val="right"/>
             </w:pPr>
             <w:r>
@@ -9502,7 +9479,7 @@
           </w:tcPr>
           <w:p>
             <w:pPr>
-              <w:spacing w:before="0" w:after="80" w:line="276"/>
+              <w:spacing w:after="80" w:before="0" w:line="276"/>
               <w:jc w:val="center"/>
             </w:pPr>
             <w:r>
@@ -9539,7 +9516,7 @@
           </w:tcPr>
           <w:p>
             <w:pPr>
-              <w:spacing w:before="0" w:after="80" w:line="276"/>
+              <w:spacing w:after="80" w:before="0" w:line="276"/>
               <w:jc w:val="left"/>
             </w:pPr>
             <w:r>
@@ -9578,7 +9555,7 @@
           </w:tcPr>
           <w:p>
             <w:pPr>
-              <w:spacing w:before="0" w:after="80" w:line="276"/>
+              <w:spacing w:after="80" w:before="0" w:line="276"/>
               <w:jc w:val="left"/>
             </w:pPr>
             <w:r>
@@ -9615,7 +9592,7 @@
           </w:tcPr>
           <w:p>
             <w:pPr>
-              <w:spacing w:before="0" w:after="80" w:line="276"/>
+              <w:spacing w:after="80" w:before="0" w:line="276"/>
               <w:jc w:val="right"/>
             </w:pPr>
             <w:r>
@@ -9652,7 +9629,7 @@
           </w:tcPr>
           <w:p>
             <w:pPr>
-              <w:spacing w:before="0" w:after="80" w:line="276"/>
+              <w:spacing w:after="80" w:before="0" w:line="276"/>
               <w:jc w:val="center"/>
             </w:pPr>
             <w:r>
@@ -9689,7 +9666,7 @@
           </w:tcPr>
           <w:p>
             <w:pPr>
-              <w:spacing w:before="0" w:after="80" w:line="276"/>
+              <w:spacing w:after="80" w:before="0" w:line="276"/>
               <w:jc w:val="left"/>
             </w:pPr>
             <w:r>
@@ -9728,7 +9705,7 @@
           </w:tcPr>
           <w:p>
             <w:pPr>
-              <w:spacing w:before="0" w:after="80" w:line="276"/>
+              <w:spacing w:after="80" w:before="0" w:line="276"/>
               <w:jc w:val="left"/>
             </w:pPr>
             <w:r>
@@ -9765,7 +9742,7 @@
           </w:tcPr>
           <w:p>
             <w:pPr>
-              <w:spacing w:before="0" w:after="80" w:line="276"/>
+              <w:spacing w:after="80" w:before="0" w:line="276"/>
               <w:jc w:val="right"/>
             </w:pPr>
             <w:r>
@@ -9802,7 +9779,7 @@
           </w:tcPr>
           <w:p>
             <w:pPr>
-              <w:spacing w:before="0" w:after="80" w:line="276"/>
+              <w:spacing w:after="80" w:before="0" w:line="276"/>
               <w:jc w:val="center"/>
             </w:pPr>
             <w:r>
@@ -9839,7 +9816,7 @@
           </w:tcPr>
           <w:p>
             <w:pPr>
-              <w:spacing w:before="0" w:after="80" w:line="276"/>
+              <w:spacing w:after="80" w:before="0" w:line="276"/>
               <w:jc w:val="left"/>
             </w:pPr>
             <w:r>
@@ -9879,7 +9856,7 @@
           </w:tcPr>
           <w:p>
             <w:pPr>
-              <w:spacing w:before="0" w:after="80" w:line="276"/>
+              <w:spacing w:after="80" w:before="0" w:line="276"/>
               <w:jc w:val="left"/>
             </w:pPr>
             <w:r>
@@ -9918,7 +9895,7 @@
           </w:tcPr>
           <w:p>
             <w:pPr>
-              <w:spacing w:before="0" w:after="80" w:line="276"/>
+              <w:spacing w:after="80" w:before="0" w:line="276"/>
               <w:jc w:val="left"/>
             </w:pPr>
             <w:r>
@@ -9955,7 +9932,7 @@
           </w:tcPr>
           <w:p>
             <w:pPr>
-              <w:spacing w:before="0" w:after="80" w:line="276"/>
+              <w:spacing w:after="80" w:before="0" w:line="276"/>
               <w:jc w:val="right"/>
             </w:pPr>
             <w:r>
@@ -9992,7 +9969,7 @@
           </w:tcPr>
           <w:p>
             <w:pPr>
-              <w:spacing w:before="0" w:after="80" w:line="276"/>
+              <w:spacing w:after="80" w:before="0" w:line="276"/>
               <w:jc w:val="center"/>
             </w:pPr>
             <w:r>
@@ -10029,7 +10006,7 @@
           </w:tcPr>
           <w:p>
             <w:pPr>
-              <w:spacing w:before="0" w:after="80" w:line="276"/>
+              <w:spacing w:after="80" w:before="0" w:line="276"/>
               <w:jc w:val="left"/>
             </w:pPr>
             <w:r>
@@ -10068,7 +10045,7 @@
           </w:tcPr>
           <w:p>
             <w:pPr>
-              <w:spacing w:before="0" w:after="80" w:line="276"/>
+              <w:spacing w:after="80" w:before="0" w:line="276"/>
               <w:jc w:val="left"/>
             </w:pPr>
             <w:r>
@@ -10105,7 +10082,7 @@
           </w:tcPr>
           <w:p>
             <w:pPr>
-              <w:spacing w:before="0" w:after="80" w:line="276"/>
+              <w:spacing w:after="80" w:before="0" w:line="276"/>
               <w:jc w:val="right"/>
             </w:pPr>
             <w:r>
@@ -10142,7 +10119,7 @@
           </w:tcPr>
           <w:p>
             <w:pPr>
-              <w:spacing w:before="0" w:after="80" w:line="276"/>
+              <w:spacing w:after="80" w:before="0" w:line="276"/>
               <w:jc w:val="center"/>
             </w:pPr>
             <w:r>
@@ -10179,7 +10156,7 @@
           </w:tcPr>
           <w:p>
             <w:pPr>
-              <w:spacing w:before="0" w:after="80" w:line="276"/>
+              <w:spacing w:after="80" w:before="0" w:line="276"/>
               <w:jc w:val="left"/>
             </w:pPr>
             <w:r>
@@ -10218,7 +10195,7 @@
           </w:tcPr>
           <w:p>
             <w:pPr>
-              <w:spacing w:before="0" w:after="80" w:line="276"/>
+              <w:spacing w:after="80" w:before="0" w:line="276"/>
               <w:jc w:val="left"/>
             </w:pPr>
             <w:r>
@@ -10255,7 +10232,7 @@
           </w:tcPr>
           <w:p>
             <w:pPr>
-              <w:spacing w:before="0" w:after="80" w:line="276"/>
+              <w:spacing w:after="80" w:before="0" w:line="276"/>
               <w:jc w:val="right"/>
             </w:pPr>
             <w:r>
@@ -10292,7 +10269,7 @@
           </w:tcPr>
           <w:p>
             <w:pPr>
-              <w:spacing w:before="0" w:after="80" w:line="276"/>
+              <w:spacing w:after="80" w:before="0" w:line="276"/>
               <w:jc w:val="center"/>
             </w:pPr>
             <w:r>
@@ -10329,7 +10306,7 @@
           </w:tcPr>
           <w:p>
             <w:pPr>
-              <w:spacing w:before="0" w:after="80" w:line="276"/>
+              <w:spacing w:after="80" w:before="0" w:line="276"/>
               <w:jc w:val="left"/>
             </w:pPr>
             <w:r>
@@ -10368,7 +10345,7 @@
           </w:tcPr>
           <w:p>
             <w:pPr>
-              <w:spacing w:before="0" w:after="80" w:line="276"/>
+              <w:spacing w:after="80" w:before="0" w:line="276"/>
               <w:jc w:val="left"/>
             </w:pPr>
             <w:r>
@@ -10405,7 +10382,7 @@
           </w:tcPr>
           <w:p>
             <w:pPr>
-              <w:spacing w:before="0" w:after="80" w:line="276"/>
+              <w:spacing w:after="80" w:before="0" w:line="276"/>
               <w:jc w:val="right"/>
             </w:pPr>
             <w:r>
@@ -10442,7 +10419,7 @@
           </w:tcPr>
           <w:p>
             <w:pPr>
-              <w:spacing w:before="0" w:after="80" w:line="276"/>
+              <w:spacing w:after="80" w:before="0" w:line="276"/>
               <w:jc w:val="center"/>
             </w:pPr>
             <w:r>
@@ -10479,7 +10456,7 @@
           </w:tcPr>
           <w:p>
             <w:pPr>
-              <w:spacing w:before="0" w:after="80" w:line="276"/>
+              <w:spacing w:after="80" w:before="0" w:line="276"/>
               <w:jc w:val="left"/>
             </w:pPr>
             <w:r>
@@ -10518,7 +10495,7 @@
           </w:tcPr>
           <w:p>
             <w:pPr>
-              <w:spacing w:before="0" w:after="80" w:line="276"/>
+              <w:spacing w:after="80" w:before="0" w:line="276"/>
               <w:jc w:val="left"/>
             </w:pPr>
             <w:r>
@@ -10555,7 +10532,7 @@
           </w:tcPr>
           <w:p>
             <w:pPr>
-              <w:spacing w:before="0" w:after="80" w:line="276"/>
+              <w:spacing w:after="80" w:before="0" w:line="276"/>
               <w:jc w:val="right"/>
             </w:pPr>
             <w:r>
@@ -10592,7 +10569,7 @@
           </w:tcPr>
           <w:p>
             <w:pPr>
-              <w:spacing w:before="0" w:after="80" w:line="276"/>
+              <w:spacing w:after="80" w:before="0" w:line="276"/>
               <w:jc w:val="center"/>
             </w:pPr>
             <w:r>
@@ -10629,7 +10606,7 @@
           </w:tcPr>
           <w:p>
             <w:pPr>
-              <w:spacing w:before="0" w:after="80" w:line="276"/>
+              <w:spacing w:after="80" w:before="0" w:line="276"/>
               <w:jc w:val="left"/>
             </w:pPr>
             <w:r>
@@ -10668,7 +10645,7 @@
           </w:tcPr>
           <w:p>
             <w:pPr>
-              <w:spacing w:before="0" w:after="80" w:line="276"/>
+              <w:spacing w:after="80" w:before="0" w:line="276"/>
               <w:jc w:val="left"/>
             </w:pPr>
             <w:r>
@@ -10705,7 +10682,7 @@
           </w:tcPr>
           <w:p>
             <w:pPr>
-              <w:spacing w:before="0" w:after="80" w:line="276"/>
+              <w:spacing w:after="80" w:before="0" w:line="276"/>
               <w:jc w:val="right"/>
             </w:pPr>
             <w:r>
@@ -10742,7 +10719,7 @@
           </w:tcPr>
           <w:p>
             <w:pPr>
-              <w:spacing w:before="0" w:after="80" w:line="276"/>
+              <w:spacing w:after="80" w:before="0" w:line="276"/>
               <w:jc w:val="left"/>
             </w:pPr>
             <w:r>
@@ -10779,7 +10756,7 @@
           </w:tcPr>
           <w:p>
             <w:pPr>
-              <w:spacing w:before="0" w:after="80" w:line="276"/>
+              <w:spacing w:after="80" w:before="0" w:line="276"/>
               <w:jc w:val="left"/>
             </w:pPr>
             <w:r>
@@ -10807,7 +10784,7 @@
     <w:p>
       <w:pPr>
         <w:pStyle w:val="Heading1"/>
-        <w:spacing w:before="320" w:after="160"/>
+        <w:spacing w:after="160" w:before="320"/>
       </w:pPr>
       <w:r>
         <w:rPr>
@@ -10823,7 +10800,7 @@
     </w:p>
     <w:p>
       <w:pPr>
-        <w:spacing w:before="0" w:after="120" w:line="276"/>
+        <w:spacing w:after="120" w:before="0" w:line="276"/>
         <w:jc w:val="left"/>
       </w:pPr>
       <w:r>
@@ -10843,7 +10820,7 @@
     <w:p>
       <w:pPr>
         <w:pStyle w:val="Heading2"/>
-        <w:spacing w:before="220" w:after="120"/>
+        <w:spacing w:after="120" w:before="220"/>
       </w:pPr>
       <w:r>
         <w:rPr>
@@ -10897,7 +10874,7 @@
           </w:tcPr>
           <w:p>
             <w:pPr>
-              <w:spacing w:before="0" w:after="80" w:line="276"/>
+              <w:spacing w:after="80" w:before="0" w:line="276"/>
               <w:jc w:val="left"/>
             </w:pPr>
             <w:r>
@@ -10934,7 +10911,7 @@
           </w:tcPr>
           <w:p>
             <w:pPr>
-              <w:spacing w:before="0" w:after="80" w:line="276"/>
+              <w:spacing w:after="80" w:before="0" w:line="276"/>
               <w:jc w:val="left"/>
             </w:pPr>
             <w:r>
@@ -10971,7 +10948,7 @@
           </w:tcPr>
           <w:p>
             <w:pPr>
-              <w:spacing w:before="0" w:after="80" w:line="276"/>
+              <w:spacing w:after="80" w:before="0" w:line="276"/>
               <w:jc w:val="left"/>
             </w:pPr>
             <w:r>
@@ -11010,7 +10987,7 @@
           </w:tcPr>
           <w:p>
             <w:pPr>
-              <w:spacing w:before="0" w:after="80" w:line="276"/>
+              <w:spacing w:after="80" w:before="0" w:line="276"/>
               <w:jc w:val="left"/>
             </w:pPr>
             <w:r>
@@ -11047,7 +11024,7 @@
           </w:tcPr>
           <w:p>
             <w:pPr>
-              <w:spacing w:before="0" w:after="80" w:line="276"/>
+              <w:spacing w:after="80" w:before="0" w:line="276"/>
               <w:jc w:val="center"/>
             </w:pPr>
             <w:r>
@@ -11084,7 +11061,7 @@
           </w:tcPr>
           <w:p>
             <w:pPr>
-              <w:spacing w:before="0" w:after="80" w:line="276"/>
+              <w:spacing w:after="80" w:before="0" w:line="276"/>
               <w:jc w:val="left"/>
             </w:pPr>
             <w:r>
@@ -11123,7 +11100,7 @@
           </w:tcPr>
           <w:p>
             <w:pPr>
-              <w:spacing w:before="0" w:after="80" w:line="276"/>
+              <w:spacing w:after="80" w:before="0" w:line="276"/>
               <w:jc w:val="left"/>
             </w:pPr>
             <w:r>
@@ -11160,7 +11137,7 @@
           </w:tcPr>
           <w:p>
             <w:pPr>
-              <w:spacing w:before="0" w:after="80" w:line="276"/>
+              <w:spacing w:after="80" w:before="0" w:line="276"/>
               <w:jc w:val="center"/>
             </w:pPr>
             <w:r>
@@ -11197,7 +11174,7 @@
           </w:tcPr>
           <w:p>
             <w:pPr>
-              <w:spacing w:before="0" w:after="80" w:line="276"/>
+              <w:spacing w:after="80" w:before="0" w:line="276"/>
               <w:jc w:val="left"/>
             </w:pPr>
             <w:r>
@@ -11236,7 +11213,7 @@
           </w:tcPr>
           <w:p>
             <w:pPr>
-              <w:spacing w:before="0" w:after="80" w:line="276"/>
+              <w:spacing w:after="80" w:before="0" w:line="276"/>
               <w:jc w:val="left"/>
             </w:pPr>
             <w:r>
@@ -11273,7 +11250,7 @@
           </w:tcPr>
           <w:p>
             <w:pPr>
-              <w:spacing w:before="0" w:after="80" w:line="276"/>
+              <w:spacing w:after="80" w:before="0" w:line="276"/>
               <w:jc w:val="center"/>
             </w:pPr>
             <w:r>
@@ -11310,7 +11287,7 @@
           </w:tcPr>
           <w:p>
             <w:pPr>
-              <w:spacing w:before="0" w:after="80" w:line="276"/>
+              <w:spacing w:after="80" w:before="0" w:line="276"/>
               <w:jc w:val="left"/>
             </w:pPr>
             <w:r>
@@ -11349,7 +11326,7 @@
           </w:tcPr>
           <w:p>
             <w:pPr>
-              <w:spacing w:before="0" w:after="80" w:line="276"/>
+              <w:spacing w:after="80" w:before="0" w:line="276"/>
               <w:jc w:val="left"/>
             </w:pPr>
             <w:r>
@@ -11386,7 +11363,7 @@
           </w:tcPr>
           <w:p>
             <w:pPr>
-              <w:spacing w:before="0" w:after="80" w:line="276"/>
+              <w:spacing w:after="80" w:before="0" w:line="276"/>
               <w:jc w:val="center"/>
             </w:pPr>
             <w:r>
@@ -11423,7 +11400,7 @@
           </w:tcPr>
           <w:p>
             <w:pPr>
-              <w:spacing w:before="0" w:after="80" w:line="276"/>
+              <w:spacing w:after="80" w:before="0" w:line="276"/>
               <w:jc w:val="left"/>
             </w:pPr>
             <w:r>
@@ -11462,7 +11439,7 @@
           </w:tcPr>
           <w:p>
             <w:pPr>
-              <w:spacing w:before="0" w:after="80" w:line="276"/>
+              <w:spacing w:after="80" w:before="0" w:line="276"/>
               <w:jc w:val="left"/>
             </w:pPr>
             <w:r>
@@ -11499,7 +11476,7 @@
           </w:tcPr>
           <w:p>
             <w:pPr>
-              <w:spacing w:before="0" w:after="80" w:line="276"/>
+              <w:spacing w:after="80" w:before="0" w:line="276"/>
               <w:jc w:val="center"/>
             </w:pPr>
             <w:r>
@@ -11536,7 +11513,7 @@
           </w:tcPr>
           <w:p>
             <w:pPr>
-              <w:spacing w:before="0" w:after="80" w:line="276"/>
+              <w:spacing w:after="80" w:before="0" w:line="276"/>
               <w:jc w:val="left"/>
             </w:pPr>
             <w:r>
@@ -11575,7 +11552,7 @@
           </w:tcPr>
           <w:p>
             <w:pPr>
-              <w:spacing w:before="0" w:after="80" w:line="276"/>
+              <w:spacing w:after="80" w:before="0" w:line="276"/>
               <w:jc w:val="left"/>
             </w:pPr>
             <w:r>
@@ -11612,7 +11589,7 @@
           </w:tcPr>
           <w:p>
             <w:pPr>
-              <w:spacing w:before="0" w:after="80" w:line="276"/>
+              <w:spacing w:after="80" w:before="0" w:line="276"/>
               <w:jc w:val="center"/>
             </w:pPr>
             <w:r>
@@ -11649,7 +11626,7 @@
           </w:tcPr>
           <w:p>
             <w:pPr>
-              <w:spacing w:before="0" w:after="80" w:line="276"/>
+              <w:spacing w:after="80" w:before="0" w:line="276"/>
               <w:jc w:val="left"/>
             </w:pPr>
             <w:r>
@@ -11671,7 +11648,7 @@
     </w:tbl>
     <w:p>
       <w:pPr>
-        <w:spacing w:before="0" w:after="180"/>
+        <w:spacing w:after="180" w:before="0"/>
       </w:pPr>
       <w:r>
         <w:rPr>
@@ -11690,7 +11667,7 @@
     <w:p>
       <w:pPr>
         <w:pStyle w:val="Heading2"/>
-        <w:spacing w:before="220" w:after="120"/>
+        <w:spacing w:after="120" w:before="220"/>
       </w:pPr>
       <w:r>
         <w:rPr>
@@ -11744,7 +11721,7 @@
           </w:tcPr>
           <w:p>
             <w:pPr>
-              <w:spacing w:before="0" w:after="80" w:line="276"/>
+              <w:spacing w:after="80" w:before="0" w:line="276"/>
               <w:jc w:val="left"/>
             </w:pPr>
             <w:r>
@@ -11781,7 +11758,7 @@
           </w:tcPr>
           <w:p>
             <w:pPr>
-              <w:spacing w:before="0" w:after="80" w:line="276"/>
+              <w:spacing w:after="80" w:before="0" w:line="276"/>
               <w:jc w:val="left"/>
             </w:pPr>
             <w:r>
@@ -11818,7 +11795,7 @@
           </w:tcPr>
           <w:p>
             <w:pPr>
-              <w:spacing w:before="0" w:after="80" w:line="276"/>
+              <w:spacing w:after="80" w:before="0" w:line="276"/>
               <w:jc w:val="left"/>
             </w:pPr>
             <w:r>
@@ -11857,7 +11834,7 @@
           </w:tcPr>
           <w:p>
             <w:pPr>
-              <w:spacing w:before="0" w:after="80" w:line="276"/>
+              <w:spacing w:after="80" w:before="0" w:line="276"/>
               <w:jc w:val="center"/>
             </w:pPr>
             <w:r>
@@ -11894,7 +11871,7 @@
           </w:tcPr>
           <w:p>
             <w:pPr>
-              <w:spacing w:before="0" w:after="80" w:line="276"/>
+              <w:spacing w:after="80" w:before="0" w:line="276"/>
               <w:jc w:val="left"/>
             </w:pPr>
             <w:r>
@@ -11931,7 +11908,7 @@
           </w:tcPr>
           <w:p>
             <w:pPr>
-              <w:spacing w:before="0" w:after="80" w:line="276"/>
+              <w:spacing w:after="80" w:before="0" w:line="276"/>
               <w:jc w:val="left"/>
             </w:pPr>
             <w:r>
@@ -11970,7 +11947,7 @@
           </w:tcPr>
           <w:p>
             <w:pPr>
-              <w:spacing w:before="0" w:after="80" w:line="276"/>
+              <w:spacing w:after="80" w:before="0" w:line="276"/>
               <w:jc w:val="center"/>
             </w:pPr>
             <w:r>
@@ -12007,7 +11984,7 @@
           </w:tcPr>
           <w:p>
             <w:pPr>
-              <w:spacing w:before="0" w:after="80" w:line="276"/>
+              <w:spacing w:after="80" w:before="0" w:line="276"/>
               <w:jc w:val="left"/>
             </w:pPr>
             <w:r>
@@ -12044,7 +12021,7 @@
           </w:tcPr>
           <w:p>
             <w:pPr>
-              <w:spacing w:before="0" w:after="80" w:line="276"/>
+              <w:spacing w:after="80" w:before="0" w:line="276"/>
               <w:jc w:val="left"/>
             </w:pPr>
             <w:r>
@@ -12083,7 +12060,7 @@
           </w:tcPr>
           <w:p>
             <w:pPr>
-              <w:spacing w:before="0" w:after="80" w:line="276"/>
+              <w:spacing w:after="80" w:before="0" w:line="276"/>
               <w:jc w:val="center"/>
             </w:pPr>
             <w:r>
@@ -12120,7 +12097,7 @@
           </w:tcPr>
           <w:p>
             <w:pPr>
-              <w:spacing w:before="0" w:after="80" w:line="276"/>
+              <w:spacing w:after="80" w:before="0" w:line="276"/>
               <w:jc w:val="left"/>
             </w:pPr>
             <w:r>
@@ -12157,7 +12134,7 @@
           </w:tcPr>
           <w:p>
             <w:pPr>
-              <w:spacing w:before="0" w:after="80" w:line="276"/>
+              <w:spacing w:after="80" w:before="0" w:line="276"/>
               <w:jc w:val="left"/>
             </w:pPr>
             <w:r>
@@ -12196,7 +12173,7 @@
           </w:tcPr>
           <w:p>
             <w:pPr>
-              <w:spacing w:before="0" w:after="80" w:line="276"/>
+              <w:spacing w:after="80" w:before="0" w:line="276"/>
               <w:jc w:val="center"/>
             </w:pPr>
             <w:r>
@@ -12233,7 +12210,7 @@
           </w:tcPr>
           <w:p>
             <w:pPr>
-              <w:spacing w:before="0" w:after="80" w:line="276"/>
+              <w:spacing w:after="80" w:before="0" w:line="276"/>
               <w:jc w:val="left"/>
             </w:pPr>
             <w:r>
@@ -12270,7 +12247,7 @@
           </w:tcPr>
           <w:p>
             <w:pPr>
-              <w:spacing w:before="0" w:after="80" w:line="276"/>
+              <w:spacing w:after="80" w:before="0" w:line="276"/>
               <w:jc w:val="left"/>
             </w:pPr>
             <w:r>
@@ -12309,7 +12286,7 @@
           </w:tcPr>
           <w:p>
             <w:pPr>
-              <w:spacing w:before="0" w:after="80" w:line="276"/>
+              <w:spacing w:after="80" w:before="0" w:line="276"/>
               <w:jc w:val="center"/>
             </w:pPr>
             <w:r>
@@ -12346,7 +12323,7 @@
           </w:tcPr>
           <w:p>
             <w:pPr>
-              <w:spacing w:before="0" w:after="80" w:line="276"/>
+              <w:spacing w:after="80" w:before="0" w:line="276"/>
               <w:jc w:val="left"/>
             </w:pPr>
             <w:r>
@@ -12383,7 +12360,7 @@
           </w:tcPr>
           <w:p>
             <w:pPr>
-              <w:spacing w:before="0" w:after="80" w:line="276"/>
+              <w:spacing w:after="80" w:before="0" w:line="276"/>
               <w:jc w:val="left"/>
             </w:pPr>
             <w:r>
@@ -12422,7 +12399,7 @@
           </w:tcPr>
           <w:p>
             <w:pPr>
-              <w:spacing w:before="0" w:after="80" w:line="276"/>
+              <w:spacing w:after="80" w:before="0" w:line="276"/>
               <w:jc w:val="center"/>
             </w:pPr>
             <w:r>
@@ -12459,7 +12436,7 @@
           </w:tcPr>
           <w:p>
             <w:pPr>
-              <w:spacing w:before="0" w:after="80" w:line="276"/>
+              <w:spacing w:after="80" w:before="0" w:line="276"/>
               <w:jc w:val="left"/>
             </w:pPr>
             <w:r>
@@ -12496,7 +12473,7 @@
           </w:tcPr>
           <w:p>
             <w:pPr>
-              <w:spacing w:before="0" w:after="80" w:line="276"/>
+              <w:spacing w:after="80" w:before="0" w:line="276"/>
               <w:jc w:val="left"/>
             </w:pPr>
             <w:r>
@@ -12535,7 +12512,7 @@
           </w:tcPr>
           <w:p>
             <w:pPr>
-              <w:spacing w:before="0" w:after="80" w:line="276"/>
+              <w:spacing w:after="80" w:before="0" w:line="276"/>
               <w:jc w:val="center"/>
             </w:pPr>
             <w:r>
@@ -12572,7 +12549,7 @@
           </w:tcPr>
           <w:p>
             <w:pPr>
-              <w:spacing w:before="0" w:after="80" w:line="276"/>
+              <w:spacing w:after="80" w:before="0" w:line="276"/>
               <w:jc w:val="left"/>
             </w:pPr>
             <w:r>
@@ -12609,7 +12586,7 @@
           </w:tcPr>
           <w:p>
             <w:pPr>
-              <w:spacing w:before="0" w:after="80" w:line="276"/>
+              <w:spacing w:after="80" w:before="0" w:line="276"/>
               <w:jc w:val="left"/>
             </w:pPr>
             <w:r>
@@ -12648,7 +12625,7 @@
           </w:tcPr>
           <w:p>
             <w:pPr>
-              <w:spacing w:before="0" w:after="80" w:line="276"/>
+              <w:spacing w:after="80" w:before="0" w:line="276"/>
               <w:jc w:val="center"/>
             </w:pPr>
             <w:r>
@@ -12685,7 +12662,7 @@
           </w:tcPr>
           <w:p>
             <w:pPr>
-              <w:spacing w:before="0" w:after="80" w:line="276"/>
+              <w:spacing w:after="80" w:before="0" w:line="276"/>
               <w:jc w:val="left"/>
             </w:pPr>
             <w:r>
@@ -12722,7 +12699,7 @@
           </w:tcPr>
           <w:p>
             <w:pPr>
-              <w:spacing w:before="0" w:after="80" w:line="276"/>
+              <w:spacing w:after="80" w:before="0" w:line="276"/>
               <w:jc w:val="left"/>
             </w:pPr>
             <w:r>
@@ -12750,7 +12727,7 @@
     <w:p>
       <w:pPr>
         <w:pStyle w:val="Heading1"/>
-        <w:spacing w:before="320" w:after="160"/>
+        <w:spacing w:after="160" w:before="320"/>
       </w:pPr>
       <w:r>
         <w:rPr>
@@ -12766,7 +12743,7 @@
     </w:p>
     <w:p>
       <w:pPr>
-        <w:spacing w:before="0" w:after="120" w:line="276"/>
+        <w:spacing w:after="120" w:before="0" w:line="276"/>
         <w:jc w:val="left"/>
       </w:pPr>
       <w:r>
@@ -12824,7 +12801,7 @@
           </w:tcPr>
           <w:p>
             <w:pPr>
-              <w:spacing w:before="0" w:after="80" w:line="276"/>
+              <w:spacing w:after="80" w:before="0" w:line="276"/>
               <w:jc w:val="left"/>
             </w:pPr>
             <w:r>
@@ -12861,7 +12838,7 @@
           </w:tcPr>
           <w:p>
             <w:pPr>
-              <w:spacing w:before="0" w:after="80" w:line="276"/>
+              <w:spacing w:after="80" w:before="0" w:line="276"/>
               <w:jc w:val="left"/>
             </w:pPr>
             <w:r>
@@ -12898,7 +12875,7 @@
           </w:tcPr>
           <w:p>
             <w:pPr>
-              <w:spacing w:before="0" w:after="80" w:line="276"/>
+              <w:spacing w:after="80" w:before="0" w:line="276"/>
               <w:jc w:val="left"/>
             </w:pPr>
             <w:r>
@@ -12935,7 +12912,7 @@
           </w:tcPr>
           <w:p>
             <w:pPr>
-              <w:spacing w:before="0" w:after="80" w:line="276"/>
+              <w:spacing w:after="80" w:before="0" w:line="276"/>
               <w:jc w:val="left"/>
             </w:pPr>
             <w:r>
@@ -12974,7 +12951,7 @@
           </w:tcPr>
           <w:p>
             <w:pPr>
-              <w:spacing w:before="0" w:after="80" w:line="276"/>
+              <w:spacing w:after="80" w:before="0" w:line="276"/>
               <w:jc w:val="left"/>
             </w:pPr>
             <w:r>
@@ -13011,7 +12988,7 @@
           </w:tcPr>
           <w:p>
             <w:pPr>
-              <w:spacing w:before="0" w:after="80" w:line="276"/>
+              <w:spacing w:after="80" w:before="0" w:line="276"/>
               <w:jc w:val="center"/>
             </w:pPr>
             <w:r>
@@ -13048,7 +13025,7 @@
           </w:tcPr>
           <w:p>
             <w:pPr>
-              <w:spacing w:before="0" w:after="80" w:line="276"/>
+              <w:spacing w:after="80" w:before="0" w:line="276"/>
               <w:jc w:val="left"/>
             </w:pPr>
             <w:r>
@@ -13085,7 +13062,7 @@
           </w:tcPr>
           <w:p>
             <w:pPr>
-              <w:spacing w:before="0" w:after="80" w:line="276"/>
+              <w:spacing w:after="80" w:before="0" w:line="276"/>
               <w:jc w:val="left"/>
             </w:pPr>
             <w:r>
@@ -13124,7 +13101,7 @@
           </w:tcPr>
           <w:p>
             <w:pPr>
-              <w:spacing w:before="0" w:after="80" w:line="276"/>
+              <w:spacing w:after="80" w:before="0" w:line="276"/>
               <w:jc w:val="left"/>
             </w:pPr>
             <w:r>
@@ -13161,7 +13138,7 @@
           </w:tcPr>
           <w:p>
             <w:pPr>
-              <w:spacing w:before="0" w:after="80" w:line="276"/>
+              <w:spacing w:after="80" w:before="0" w:line="276"/>
               <w:jc w:val="center"/>
             </w:pPr>
             <w:r>
@@ -13198,7 +13175,7 @@
           </w:tcPr>
           <w:p>
             <w:pPr>
-              <w:spacing w:before="0" w:after="80" w:line="276"/>
+              <w:spacing w:after="80" w:before="0" w:line="276"/>
               <w:jc w:val="left"/>
             </w:pPr>
             <w:r>
@@ -13235,7 +13212,7 @@
           </w:tcPr>
           <w:p>
             <w:pPr>
-              <w:spacing w:before="0" w:after="80" w:line="276"/>
+              <w:spacing w:after="80" w:before="0" w:line="276"/>
               <w:jc w:val="left"/>
             </w:pPr>
             <w:r>
@@ -13274,7 +13251,7 @@
           </w:tcPr>
           <w:p>
             <w:pPr>
-              <w:spacing w:before="0" w:after="80" w:line="276"/>
+              <w:spacing w:after="80" w:before="0" w:line="276"/>
               <w:jc w:val="left"/>
             </w:pPr>
             <w:r>
@@ -13311,7 +13288,7 @@
           </w:tcPr>
           <w:p>
             <w:pPr>
-              <w:spacing w:before="0" w:after="80" w:line="276"/>
+              <w:spacing w:after="80" w:before="0" w:line="276"/>
               <w:jc w:val="center"/>
             </w:pPr>
             <w:r>
@@ -13348,7 +13325,7 @@
           </w:tcPr>
           <w:p>
             <w:pPr>
-              <w:spacing w:before="0" w:after="80" w:line="276"/>
+              <w:spacing w:after="80" w:before="0" w:line="276"/>
               <w:jc w:val="left"/>
             </w:pPr>
             <w:r>
@@ -13385,7 +13362,7 @@
           </w:tcPr>
           <w:p>
             <w:pPr>
-              <w:spacing w:before="0" w:after="80" w:line="276"/>
+              <w:spacing w:after="80" w:before="0" w:line="276"/>
               <w:jc w:val="left"/>
             </w:pPr>
             <w:r>
@@ -13424,7 +13401,7 @@
           </w:tcPr>
           <w:p>
             <w:pPr>
-              <w:spacing w:before="0" w:after="80" w:line="276"/>
+              <w:spacing w:after="80" w:before="0" w:line="276"/>
               <w:jc w:val="left"/>
             </w:pPr>
             <w:r>
@@ -13461,7 +13438,7 @@
           </w:tcPr>
           <w:p>
             <w:pPr>
-              <w:spacing w:before="0" w:after="80" w:line="276"/>
+              <w:spacing w:after="80" w:before="0" w:line="276"/>
               <w:jc w:val="center"/>
             </w:pPr>
             <w:r>
@@ -13498,7 +13475,7 @@
           </w:tcPr>
           <w:p>
             <w:pPr>
-              <w:spacing w:before="0" w:after="80" w:line="276"/>
+              <w:spacing w:after="80" w:before="0" w:line="276"/>
               <w:jc w:val="left"/>
             </w:pPr>
             <w:r>
@@ -13535,7 +13512,7 @@
           </w:tcPr>
           <w:p>
             <w:pPr>
-              <w:spacing w:before="0" w:after="80" w:line="276"/>
+              <w:spacing w:after="80" w:before="0" w:line="276"/>
               <w:jc w:val="left"/>
             </w:pPr>
             <w:r>
@@ -13574,7 +13551,7 @@
           </w:tcPr>
           <w:p>
             <w:pPr>
-              <w:spacing w:before="0" w:after="80" w:line="276"/>
+              <w:spacing w:after="80" w:before="0" w:line="276"/>
               <w:jc w:val="left"/>
             </w:pPr>
             <w:r>
@@ -13611,7 +13588,7 @@
           </w:tcPr>
           <w:p>
             <w:pPr>
-              <w:spacing w:before="0" w:after="80" w:line="276"/>
+              <w:spacing w:after="80" w:before="0" w:line="276"/>
               <w:jc w:val="center"/>
             </w:pPr>
             <w:r>
@@ -13648,7 +13625,7 @@
           </w:tcPr>
           <w:p>
             <w:pPr>
-              <w:spacing w:before="0" w:after="80" w:line="276"/>
+              <w:spacing w:after="80" w:before="0" w:line="276"/>
               <w:jc w:val="left"/>
             </w:pPr>
             <w:r>
@@ -13685,7 +13662,7 @@
           </w:tcPr>
           <w:p>
             <w:pPr>
-              <w:spacing w:before="0" w:after="80" w:line="276"/>
+              <w:spacing w:after="80" w:before="0" w:line="276"/>
               <w:jc w:val="left"/>
             </w:pPr>
             <w:r>
@@ -13724,7 +13701,7 @@
           </w:tcPr>
           <w:p>
             <w:pPr>
-              <w:spacing w:before="0" w:after="80" w:line="276"/>
+              <w:spacing w:after="80" w:before="0" w:line="276"/>
               <w:jc w:val="left"/>
             </w:pPr>
             <w:r>
@@ -13761,7 +13738,7 @@
           </w:tcPr>
           <w:p>
             <w:pPr>
-              <w:spacing w:before="0" w:after="80" w:line="276"/>
+              <w:spacing w:after="80" w:before="0" w:line="276"/>
               <w:jc w:val="center"/>
             </w:pPr>
             <w:r>
@@ -13798,7 +13775,7 @@
           </w:tcPr>
           <w:p>
             <w:pPr>
-              <w:spacing w:before="0" w:after="80" w:line="276"/>
+              <w:spacing w:after="80" w:before="0" w:line="276"/>
               <w:jc w:val="left"/>
             </w:pPr>
             <w:r>
@@ -13835,7 +13812,7 @@
           </w:tcPr>
           <w:p>
             <w:pPr>
-              <w:spacing w:before="0" w:after="80" w:line="276"/>
+              <w:spacing w:after="80" w:before="0" w:line="276"/>
               <w:jc w:val="left"/>
             </w:pPr>
             <w:r>
@@ -13874,7 +13851,7 @@
           </w:tcPr>
           <w:p>
             <w:pPr>
-              <w:spacing w:before="0" w:after="80" w:line="276"/>
+              <w:spacing w:after="80" w:before="0" w:line="276"/>
               <w:jc w:val="left"/>
             </w:pPr>
             <w:r>
@@ -13911,7 +13888,7 @@
           </w:tcPr>
           <w:p>
             <w:pPr>
-              <w:spacing w:before="0" w:after="80" w:line="276"/>
+              <w:spacing w:after="80" w:before="0" w:line="276"/>
               <w:jc w:val="center"/>
             </w:pPr>
             <w:r>
@@ -13948,7 +13925,7 @@
           </w:tcPr>
           <w:p>
             <w:pPr>
-              <w:spacing w:before="0" w:after="80" w:line="276"/>
+              <w:spacing w:after="80" w:before="0" w:line="276"/>
               <w:jc w:val="left"/>
             </w:pPr>
             <w:r>
@@ -13985,7 +13962,7 @@
           </w:tcPr>
           <w:p>
             <w:pPr>
-              <w:spacing w:before="0" w:after="80" w:line="276"/>
+              <w:spacing w:after="80" w:before="0" w:line="276"/>
               <w:jc w:val="left"/>
             </w:pPr>
             <w:r>
@@ -14024,7 +14001,7 @@
           </w:tcPr>
           <w:p>
             <w:pPr>
-              <w:spacing w:before="0" w:after="80" w:line="276"/>
+              <w:spacing w:after="80" w:before="0" w:line="276"/>
               <w:jc w:val="left"/>
             </w:pPr>
             <w:r>
@@ -14061,7 +14038,7 @@
           </w:tcPr>
           <w:p>
             <w:pPr>
-              <w:spacing w:before="0" w:after="80" w:line="276"/>
+              <w:spacing w:after="80" w:before="0" w:line="276"/>
               <w:jc w:val="center"/>
             </w:pPr>
             <w:r>
@@ -14098,7 +14075,7 @@
           </w:tcPr>
           <w:p>
             <w:pPr>
-              <w:spacing w:before="0" w:after="80" w:line="276"/>
+              <w:spacing w:after="80" w:before="0" w:line="276"/>
               <w:jc w:val="left"/>
             </w:pPr>
             <w:r>
@@ -14135,7 +14112,7 @@
           </w:tcPr>
           <w:p>
             <w:pPr>
-              <w:spacing w:before="0" w:after="80" w:line="276"/>
+              <w:spacing w:after="80" w:before="0" w:line="276"/>
               <w:jc w:val="left"/>
             </w:pPr>
             <w:r>
@@ -14174,7 +14151,7 @@
           </w:tcPr>
           <w:p>
             <w:pPr>
-              <w:spacing w:before="0" w:after="80" w:line="276"/>
+              <w:spacing w:after="80" w:before="0" w:line="276"/>
               <w:jc w:val="left"/>
             </w:pPr>
             <w:r>
@@ -14211,7 +14188,7 @@
           </w:tcPr>
           <w:p>
             <w:pPr>
-              <w:spacing w:before="0" w:after="80" w:line="276"/>
+              <w:spacing w:after="80" w:before="0" w:line="276"/>
               <w:jc w:val="center"/>
             </w:pPr>
             <w:r>
@@ -14248,7 +14225,7 @@
           </w:tcPr>
           <w:p>
             <w:pPr>
-              <w:spacing w:before="0" w:after="80" w:line="276"/>
+              <w:spacing w:after="80" w:before="0" w:line="276"/>
               <w:jc w:val="left"/>
             </w:pPr>
             <w:r>
@@ -14285,7 +14262,7 @@
           </w:tcPr>
           <w:p>
             <w:pPr>
-              <w:spacing w:before="0" w:after="80" w:line="276"/>
+              <w:spacing w:after="80" w:before="0" w:line="276"/>
               <w:jc w:val="left"/>
             </w:pPr>
             <w:r>
@@ -14313,7 +14290,7 @@
     <w:p>
       <w:pPr>
         <w:pStyle w:val="Heading1"/>
-        <w:spacing w:before="320" w:after="160"/>
+        <w:spacing w:after="160" w:before="320"/>
       </w:pPr>
       <w:r>
         <w:rPr>
@@ -14330,7 +14307,7 @@
     <w:p>
       <w:pPr>
         <w:pStyle w:val="Heading2"/>
-        <w:spacing w:before="220" w:after="120"/>
+        <w:spacing w:after="120" w:before="220"/>
       </w:pPr>
       <w:r>
         <w:rPr>
@@ -14380,7 +14357,7 @@
           </w:tcPr>
           <w:p>
             <w:pPr>
-              <w:spacing w:before="0" w:after="80" w:line="276"/>
+              <w:spacing w:after="80" w:before="0" w:line="276"/>
               <w:jc w:val="left"/>
             </w:pPr>
             <w:r>
@@ -14417,7 +14394,7 @@
           </w:tcPr>
           <w:p>
             <w:pPr>
-              <w:spacing w:before="0" w:after="80" w:line="276"/>
+              <w:spacing w:after="80" w:before="0" w:line="276"/>
               <w:jc w:val="left"/>
             </w:pPr>
             <w:r>
@@ -14456,7 +14433,7 @@
           </w:tcPr>
           <w:p>
             <w:pPr>
-              <w:spacing w:before="0" w:after="80" w:line="276"/>
+              <w:spacing w:after="80" w:before="0" w:line="276"/>
               <w:jc w:val="left"/>
             </w:pPr>
             <w:r>
@@ -14493,7 +14470,7 @@
           </w:tcPr>
           <w:p>
             <w:pPr>
-              <w:spacing w:before="0" w:after="80" w:line="276"/>
+              <w:spacing w:after="80" w:before="0" w:line="276"/>
               <w:jc w:val="left"/>
             </w:pPr>
             <w:r>
@@ -14532,7 +14509,7 @@
           </w:tcPr>
           <w:p>
             <w:pPr>
-              <w:spacing w:before="0" w:after="80" w:line="276"/>
+              <w:spacing w:after="80" w:before="0" w:line="276"/>
               <w:jc w:val="left"/>
             </w:pPr>
             <w:r>
@@ -14569,7 +14546,7 @@
           </w:tcPr>
           <w:p>
             <w:pPr>
-              <w:spacing w:before="0" w:after="80" w:line="276"/>
+              <w:spacing w:after="80" w:before="0" w:line="276"/>
               <w:jc w:val="left"/>
             </w:pPr>
             <w:r>
@@ -14608,7 +14585,7 @@
           </w:tcPr>
           <w:p>
             <w:pPr>
-              <w:spacing w:before="0" w:after="80" w:line="276"/>
+              <w:spacing w:after="80" w:before="0" w:line="276"/>
               <w:jc w:val="left"/>
             </w:pPr>
             <w:r>
@@ -14645,7 +14622,7 @@
           </w:tcPr>
           <w:p>
             <w:pPr>
-              <w:spacing w:before="0" w:after="80" w:line="276"/>
+              <w:spacing w:after="80" w:before="0" w:line="276"/>
               <w:jc w:val="left"/>
             </w:pPr>
             <w:r>
@@ -14684,7 +14661,7 @@
           </w:tcPr>
           <w:p>
             <w:pPr>
-              <w:spacing w:before="0" w:after="80" w:line="276"/>
+              <w:spacing w:after="80" w:before="0" w:line="276"/>
               <w:jc w:val="left"/>
             </w:pPr>
             <w:r>
@@ -14721,7 +14698,7 @@
           </w:tcPr>
           <w:p>
             <w:pPr>
-              <w:spacing w:before="0" w:after="80" w:line="276"/>
+              <w:spacing w:after="80" w:before="0" w:line="276"/>
               <w:jc w:val="left"/>
             </w:pPr>
             <w:r>
@@ -14760,7 +14737,7 @@
           </w:tcPr>
           <w:p>
             <w:pPr>
-              <w:spacing w:before="0" w:after="80" w:line="276"/>
+              <w:spacing w:after="80" w:before="0" w:line="276"/>
               <w:jc w:val="left"/>
             </w:pPr>
             <w:r>
@@ -14797,7 +14774,7 @@
           </w:tcPr>
           <w:p>
             <w:pPr>
-              <w:spacing w:before="0" w:after="80" w:line="276"/>
+              <w:spacing w:after="80" w:before="0" w:line="276"/>
               <w:jc w:val="left"/>
             </w:pPr>
             <w:r>
@@ -14836,7 +14813,7 @@
           </w:tcPr>
           <w:p>
             <w:pPr>
-              <w:spacing w:before="0" w:after="80" w:line="276"/>
+              <w:spacing w:after="80" w:before="0" w:line="276"/>
               <w:jc w:val="left"/>
             </w:pPr>
             <w:r>
@@ -14873,7 +14850,7 @@
           </w:tcPr>
           <w:p>
             <w:pPr>
-              <w:spacing w:before="0" w:after="80" w:line="276"/>
+              <w:spacing w:after="80" w:before="0" w:line="276"/>
               <w:jc w:val="left"/>
             </w:pPr>
             <w:r>
@@ -14912,7 +14889,7 @@
           </w:tcPr>
           <w:p>
             <w:pPr>
-              <w:spacing w:before="0" w:after="80" w:line="276"/>
+              <w:spacing w:after="80" w:before="0" w:line="276"/>
               <w:jc w:val="left"/>
             </w:pPr>
             <w:r>
@@ -14949,7 +14926,7 @@
           </w:tcPr>
           <w:p>
             <w:pPr>
-              <w:spacing w:before="0" w:after="80" w:line="276"/>
+              <w:spacing w:after="80" w:before="0" w:line="276"/>
               <w:jc w:val="left"/>
             </w:pPr>
             <w:r>
@@ -14988,7 +14965,7 @@
           </w:tcPr>
           <w:p>
             <w:pPr>
-              <w:spacing w:before="0" w:after="80" w:line="276"/>
+              <w:spacing w:after="80" w:before="0" w:line="276"/>
               <w:jc w:val="left"/>
             </w:pPr>
             <w:r>
@@ -15025,7 +15002,7 @@
           </w:tcPr>
           <w:p>
             <w:pPr>
-              <w:spacing w:before="0" w:after="80" w:line="276"/>
+              <w:spacing w:after="80" w:before="0" w:line="276"/>
               <w:jc w:val="left"/>
             </w:pPr>
             <w:r>
@@ -15064,7 +15041,7 @@
           </w:tcPr>
           <w:p>
             <w:pPr>
-              <w:spacing w:before="0" w:after="80" w:line="276"/>
+              <w:spacing w:after="80" w:before="0" w:line="276"/>
               <w:jc w:val="left"/>
             </w:pPr>
             <w:r>
@@ -15101,7 +15078,7 @@
           </w:tcPr>
           <w:p>
             <w:pPr>
-              <w:spacing w:before="0" w:after="80" w:line="276"/>
+              <w:spacing w:after="80" w:before="0" w:line="276"/>
               <w:jc w:val="left"/>
             </w:pPr>
             <w:r>
@@ -15123,7 +15100,7 @@
     </w:tbl>
     <w:p>
       <w:pPr>
-        <w:spacing w:before="0" w:after="200"/>
+        <w:spacing w:after="200" w:before="0"/>
       </w:pPr>
       <w:r>
         <w:rPr>
@@ -15142,7 +15119,7 @@
     <w:p>
       <w:pPr>
         <w:pStyle w:val="Heading2"/>
-        <w:spacing w:before="220" w:after="120"/>
+        <w:spacing w:after="120" w:before="220"/>
       </w:pPr>
       <w:r>
         <w:rPr>
@@ -15192,7 +15169,7 @@
           </w:tcPr>
           <w:p>
             <w:pPr>
-              <w:spacing w:before="0" w:after="80" w:line="276"/>
+              <w:spacing w:after="80" w:before="0" w:line="276"/>
               <w:jc w:val="left"/>
             </w:pPr>
             <w:r>
@@ -15229,7 +15206,7 @@
           </w:tcPr>
           <w:p>
             <w:pPr>
-              <w:spacing w:before="0" w:after="80" w:line="276"/>
+              <w:spacing w:after="80" w:before="0" w:line="276"/>
               <w:jc w:val="left"/>
             </w:pPr>
             <w:r>
@@ -15268,7 +15245,7 @@
           </w:tcPr>
           <w:p>
             <w:pPr>
-              <w:spacing w:before="0" w:after="80" w:line="276"/>
+              <w:spacing w:after="80" w:before="0" w:line="276"/>
               <w:jc w:val="left"/>
             </w:pPr>
             <w:r>
@@ -15305,7 +15282,7 @@
           </w:tcPr>
           <w:p>
             <w:pPr>
-              <w:spacing w:before="0" w:after="80" w:line="276"/>
+              <w:spacing w:after="80" w:before="0" w:line="276"/>
               <w:jc w:val="left"/>
             </w:pPr>
             <w:r>
@@ -15344,7 +15321,7 @@
           </w:tcPr>
           <w:p>
             <w:pPr>
-              <w:spacing w:before="0" w:after="80" w:line="276"/>
+              <w:spacing w:after="80" w:before="0" w:line="276"/>
               <w:jc w:val="left"/>
             </w:pPr>
             <w:r>
@@ -15381,7 +15358,7 @@
           </w:tcPr>
           <w:p>
             <w:pPr>
-              <w:spacing w:before="0" w:after="80" w:line="276"/>
+              <w:spacing w:after="80" w:before="0" w:line="276"/>
               <w:jc w:val="left"/>
             </w:pPr>
             <w:r>
@@ -15420,7 +15397,7 @@
           </w:tcPr>
           <w:p>
             <w:pPr>
-              <w:spacing w:before="0" w:after="80" w:line="276"/>
+              <w:spacing w:after="80" w:before="0" w:line="276"/>
               <w:jc w:val="left"/>
             </w:pPr>
             <w:r>
@@ -15457,7 +15434,7 @@
           </w:tcPr>
           <w:p>
             <w:pPr>
-              <w:spacing w:before="0" w:after="80" w:line="276"/>
+              <w:spacing w:after="80" w:before="0" w:line="276"/>
               <w:jc w:val="left"/>
             </w:pPr>
             <w:r>
@@ -15496,7 +15473,7 @@
           </w:tcPr>
           <w:p>
             <w:pPr>
-              <w:spacing w:before="0" w:after="80" w:line="276"/>
+              <w:spacing w:after="80" w:before="0" w:line="276"/>
               <w:jc w:val="left"/>
             </w:pPr>
             <w:r>
@@ -15533,7 +15510,7 @@
           </w:tcPr>
           <w:p>
             <w:pPr>
-              <w:spacing w:before="0" w:after="80" w:line="276"/>
+              <w:spacing w:after="80" w:before="0" w:line="276"/>
               <w:jc w:val="left"/>
             </w:pPr>
             <w:r>
@@ -15572,7 +15549,7 @@
           </w:tcPr>
           <w:p>
             <w:pPr>
-              <w:spacing w:before="0" w:after="80" w:line="276"/>
+              <w:spacing w:after="80" w:before="0" w:line="276"/>
               <w:jc w:val="left"/>
             </w:pPr>
             <w:r>
@@ -15609,7 +15586,7 @@
           </w:tcPr>
           <w:p>
             <w:pPr>
-              <w:spacing w:before="0" w:after="80" w:line="276"/>
+              <w:spacing w:after="80" w:before="0" w:line="276"/>
               <w:jc w:val="left"/>
             </w:pPr>
             <w:r>
@@ -15648,7 +15625,7 @@
           </w:tcPr>
           <w:p>
             <w:pPr>
-              <w:spacing w:before="0" w:after="80" w:line="276"/>
+              <w:spacing w:after="80" w:before="0" w:line="276"/>
               <w:jc w:val="left"/>
             </w:pPr>
             <w:r>
@@ -15685,7 +15662,7 @@
           </w:tcPr>
           <w:p>
             <w:pPr>
-              <w:spacing w:before="0" w:after="80" w:line="276"/>
+              <w:spacing w:after="80" w:before="0" w:line="276"/>
               <w:jc w:val="left"/>
             </w:pPr>
             <w:r>
@@ -15724,7 +15701,7 @@
           </w:tcPr>
           <w:p>
             <w:pPr>
-              <w:spacing w:before="0" w:after="80" w:line="276"/>
+              <w:spacing w:after="80" w:before="0" w:line="276"/>
               <w:jc w:val="left"/>
             </w:pPr>
             <w:r>
@@ -15761,7 +15738,7 @@
           </w:tcPr>
           <w:p>
             <w:pPr>
-              <w:spacing w:before="0" w:after="80" w:line="276"/>
+              <w:spacing w:after="80" w:before="0" w:line="276"/>
               <w:jc w:val="left"/>
             </w:pPr>
             <w:r>
@@ -15783,7 +15760,7 @@
     </w:tbl>
     <w:p>
       <w:pPr>
-        <w:spacing w:before="0" w:after="200"/>
+        <w:spacing w:after="200" w:before="0"/>
       </w:pPr>
       <w:r>
         <w:rPr>
@@ -15802,7 +15779,7 @@
     <w:p>
       <w:pPr>
         <w:pStyle w:val="Heading2"/>
-        <w:spacing w:before="220" w:after="120"/>
+        <w:spacing w:after="120" w:before="220"/>
       </w:pPr>
       <w:r>
         <w:rPr>
@@ -15818,7 +15795,7 @@
     </w:p>
     <w:p>
       <w:pPr>
-        <w:spacing w:before="0" w:after="100" w:line="276"/>
+        <w:spacing w:after="100" w:before="0" w:line="276"/>
         <w:jc w:val="left"/>
       </w:pPr>
       <w:r>
@@ -15871,7 +15848,7 @@
           </w:tcPr>
           <w:p>
             <w:pPr>
-              <w:spacing w:before="0" w:after="80" w:line="276"/>
+              <w:spacing w:after="80" w:before="0" w:line="276"/>
               <w:jc w:val="left"/>
             </w:pPr>
             <w:r>
@@ -15908,7 +15885,7 @@
           </w:tcPr>
           <w:p>
             <w:pPr>
-              <w:spacing w:before="0" w:after="80" w:line="276"/>
+              <w:spacing w:after="80" w:before="0" w:line="276"/>
               <w:jc w:val="left"/>
             </w:pPr>
             <w:r>
@@ -15947,7 +15924,7 @@
           </w:tcPr>
           <w:p>
             <w:pPr>
-              <w:spacing w:before="0" w:after="80" w:line="276"/>
+              <w:spacing w:after="80" w:before="0" w:line="276"/>
               <w:jc w:val="left"/>
             </w:pPr>
             <w:r>
@@ -15984,7 +15961,7 @@
           </w:tcPr>
           <w:p>
             <w:pPr>
-              <w:spacing w:before="0" w:after="80" w:line="276"/>
+              <w:spacing w:after="80" w:before="0" w:line="276"/>
               <w:jc w:val="left"/>
             </w:pPr>
             <w:r>
@@ -16023,7 +16000,7 @@
           </w:tcPr>
           <w:p>
             <w:pPr>
-              <w:spacing w:before="0" w:after="80" w:line="276"/>
+              <w:spacing w:after="80" w:before="0" w:line="276"/>
               <w:jc w:val="left"/>
             </w:pPr>
             <w:r>
@@ -16060,7 +16037,7 @@
           </w:tcPr>
           <w:p>
             <w:pPr>
-              <w:spacing w:before="0" w:after="80" w:line="276"/>
+              <w:spacing w:after="80" w:before="0" w:line="276"/>
               <w:jc w:val="left"/>
             </w:pPr>
             <w:r>
@@ -16099,7 +16076,7 @@
           </w:tcPr>
           <w:p>
             <w:pPr>
-              <w:spacing w:before="0" w:after="80" w:line="276"/>
+              <w:spacing w:after="80" w:before="0" w:line="276"/>
               <w:jc w:val="left"/>
             </w:pPr>
             <w:r>
@@ -16136,7 +16113,7 @@
           </w:tcPr>
           <w:p>
             <w:pPr>
-              <w:spacing w:before="0" w:after="80" w:line="276"/>
+              <w:spacing w:after="80" w:before="0" w:line="276"/>
               <w:jc w:val="left"/>
             </w:pPr>
             <w:r>
@@ -16175,7 +16152,7 @@
           </w:tcPr>
           <w:p>
             <w:pPr>
-              <w:spacing w:before="0" w:after="80" w:line="276"/>
+              <w:spacing w:after="80" w:before="0" w:line="276"/>
               <w:jc w:val="left"/>
             </w:pPr>
             <w:r>
@@ -16212,7 +16189,7 @@
           </w:tcPr>
           <w:p>
             <w:pPr>
-              <w:spacing w:before="0" w:after="80" w:line="276"/>
+              <w:spacing w:after="80" w:before="0" w:line="276"/>
               <w:jc w:val="left"/>
             </w:pPr>
             <w:r>
@@ -16240,7 +16217,7 @@
     <w:p>
       <w:pPr>
         <w:pStyle w:val="Heading1"/>
-        <w:spacing w:before="320" w:after="160"/>
+        <w:spacing w:after="160" w:before="320"/>
       </w:pPr>
       <w:r>
         <w:rPr>
@@ -16256,7 +16233,7 @@
     </w:p>
     <w:p>
       <w:pPr>
-        <w:spacing w:before="0" w:after="120" w:line="276"/>
+        <w:spacing w:after="120" w:before="0" w:line="276"/>
         <w:jc w:val="left"/>
       </w:pPr>
       <w:r>
@@ -16314,7 +16291,7 @@
           </w:tcPr>
           <w:p>
             <w:pPr>
-              <w:spacing w:before="0" w:after="80" w:line="276"/>
+              <w:spacing w:after="80" w:before="0" w:line="276"/>
               <w:jc w:val="left"/>
             </w:pPr>
             <w:r>
@@ -16351,7 +16328,7 @@
           </w:tcPr>
           <w:p>
             <w:pPr>
-              <w:spacing w:before="0" w:after="80" w:line="276"/>
+              <w:spacing w:after="80" w:before="0" w:line="276"/>
               <w:jc w:val="left"/>
             </w:pPr>
             <w:r>
@@ -16388,7 +16365,7 @@
           </w:tcPr>
           <w:p>
             <w:pPr>
-              <w:spacing w:before="0" w:after="80" w:line="276"/>
+              <w:spacing w:after="80" w:before="0" w:line="276"/>
               <w:jc w:val="left"/>
             </w:pPr>
             <w:r>
@@ -16425,7 +16402,7 @@
           </w:tcPr>
           <w:p>
             <w:pPr>
-              <w:spacing w:before="0" w:after="80" w:line="276"/>
+              <w:spacing w:after="80" w:before="0" w:line="276"/>
               <w:jc w:val="left"/>
             </w:pPr>
             <w:r>
@@ -16464,7 +16441,7 @@
           </w:tcPr>
           <w:p>
             <w:pPr>
-              <w:spacing w:before="0" w:after="80" w:line="276"/>
+              <w:spacing w:after="80" w:before="0" w:line="276"/>
               <w:jc w:val="left"/>
             </w:pPr>
             <w:r>
@@ -16501,7 +16478,7 @@
           </w:tcPr>
           <w:p>
             <w:pPr>
-              <w:spacing w:before="0" w:after="80" w:line="276"/>
+              <w:spacing w:after="80" w:before="0" w:line="276"/>
               <w:jc w:val="left"/>
             </w:pPr>
             <w:r>
@@ -16539,7 +16516,7 @@
           </w:tcPr>
           <w:p>
             <w:pPr>
-              <w:spacing w:before="0" w:after="80" w:line="276"/>
+              <w:spacing w:after="80" w:before="0" w:line="276"/>
               <w:jc w:val="left"/>
             </w:pPr>
             <w:r>
@@ -16576,7 +16553,7 @@
           </w:tcPr>
           <w:p>
             <w:pPr>
-              <w:spacing w:before="0" w:after="80" w:line="276"/>
+              <w:spacing w:after="80" w:before="0" w:line="276"/>
               <w:jc w:val="left"/>
             </w:pPr>
             <w:r>
@@ -16615,7 +16592,7 @@
           </w:tcPr>
           <w:p>
             <w:pPr>
-              <w:spacing w:before="0" w:after="80" w:line="276"/>
+              <w:spacing w:after="80" w:before="0" w:line="276"/>
               <w:jc w:val="left"/>
             </w:pPr>
             <w:r>
@@ -16652,7 +16629,7 @@
           </w:tcPr>
           <w:p>
             <w:pPr>
-              <w:spacing w:before="0" w:after="80" w:line="276"/>
+              <w:spacing w:after="80" w:before="0" w:line="276"/>
               <w:jc w:val="left"/>
             </w:pPr>
             <w:r>
@@ -16690,7 +16667,7 @@
           </w:tcPr>
           <w:p>
             <w:pPr>
-              <w:spacing w:before="0" w:after="80" w:line="276"/>
+              <w:spacing w:after="80" w:before="0" w:line="276"/>
               <w:jc w:val="left"/>
             </w:pPr>
             <w:r>
@@ -16727,7 +16704,7 @@
           </w:tcPr>
           <w:p>
             <w:pPr>
-              <w:spacing w:before="0" w:after="80" w:line="276"/>
+              <w:spacing w:after="80" w:before="0" w:line="276"/>
               <w:jc w:val="left"/>
             </w:pPr>
             <w:r>
@@ -16766,7 +16743,7 @@
           </w:tcPr>
           <w:p>
             <w:pPr>
-              <w:spacing w:before="0" w:after="80" w:line="276"/>
+              <w:spacing w:after="80" w:before="0" w:line="276"/>
               <w:jc w:val="left"/>
             </w:pPr>
             <w:r>
@@ -16803,7 +16780,7 @@
           </w:tcPr>
           <w:p>
             <w:pPr>
-              <w:spacing w:before="0" w:after="80" w:line="276"/>
+              <w:spacing w:after="80" w:before="0" w:line="276"/>
               <w:jc w:val="left"/>
             </w:pPr>
             <w:r>
@@ -16841,7 +16818,7 @@
           </w:tcPr>
           <w:p>
             <w:pPr>
-              <w:spacing w:before="0" w:after="80" w:line="276"/>
+              <w:spacing w:after="80" w:before="0" w:line="276"/>
               <w:jc w:val="left"/>
             </w:pPr>
             <w:r>
@@ -16878,7 +16855,7 @@
           </w:tcPr>
           <w:p>
             <w:pPr>
-              <w:spacing w:before="0" w:after="80" w:line="276"/>
+              <w:spacing w:after="80" w:before="0" w:line="276"/>
               <w:jc w:val="left"/>
             </w:pPr>
             <w:r>
@@ -16917,7 +16894,7 @@
           </w:tcPr>
           <w:p>
             <w:pPr>
-              <w:spacing w:before="0" w:after="80" w:line="276"/>
+              <w:spacing w:after="80" w:before="0" w:line="276"/>
               <w:jc w:val="left"/>
             </w:pPr>
             <w:r>
@@ -16954,7 +16931,7 @@
           </w:tcPr>
           <w:p>
             <w:pPr>
-              <w:spacing w:before="0" w:after="80" w:line="276"/>
+              <w:spacing w:after="80" w:before="0" w:line="276"/>
               <w:jc w:val="left"/>
             </w:pPr>
             <w:r>
@@ -16992,7 +16969,7 @@
           </w:tcPr>
           <w:p>
             <w:pPr>
-              <w:spacing w:before="0" w:after="80" w:line="276"/>
+              <w:spacing w:after="80" w:before="0" w:line="276"/>
               <w:jc w:val="left"/>
             </w:pPr>
             <w:r>
@@ -17029,7 +17006,7 @@
           </w:tcPr>
           <w:p>
             <w:pPr>
-              <w:spacing w:before="0" w:after="80" w:line="276"/>
+              <w:spacing w:after="80" w:before="0" w:line="276"/>
               <w:jc w:val="left"/>
             </w:pPr>
             <w:r>
@@ -17057,7 +17034,7 @@
     <w:p>
       <w:pPr>
         <w:pStyle w:val="Heading1"/>
-        <w:spacing w:before="320" w:after="160"/>
+        <w:spacing w:after="160" w:before="320"/>
       </w:pPr>
       <w:r>
         <w:rPr>
@@ -17073,7 +17050,7 @@
     </w:p>
     <w:p>
       <w:pPr>
-        <w:spacing w:before="0" w:after="120" w:line="276"/>
+        <w:spacing w:after="120" w:before="0" w:line="276"/>
         <w:jc w:val="left"/>
       </w:pPr>
       <w:r>
@@ -17130,7 +17107,7 @@
           </w:tcPr>
           <w:p>
             <w:pPr>
-              <w:spacing w:before="0" w:after="80" w:line="276"/>
+              <w:spacing w:after="80" w:before="0" w:line="276"/>
               <w:jc w:val="left"/>
             </w:pPr>
             <w:r>
@@ -17167,7 +17144,7 @@
           </w:tcPr>
           <w:p>
             <w:pPr>
-              <w:spacing w:before="0" w:after="80" w:line="276"/>
+              <w:spacing w:after="80" w:before="0" w:line="276"/>
               <w:jc w:val="left"/>
             </w:pPr>
             <w:r>
@@ -17204,7 +17181,7 @@
           </w:tcPr>
           <w:p>
             <w:pPr>
-              <w:spacing w:before="0" w:after="80" w:line="276"/>
+              <w:spacing w:after="80" w:before="0" w:line="276"/>
               <w:jc w:val="left"/>
             </w:pPr>
             <w:r>
@@ -17243,7 +17220,7 @@
           </w:tcPr>
           <w:p>
             <w:pPr>
-              <w:spacing w:before="0" w:after="80" w:line="276"/>
+              <w:spacing w:after="80" w:before="0" w:line="276"/>
               <w:jc w:val="left"/>
             </w:pPr>
             <w:r>
@@ -17280,7 +17257,7 @@
           </w:tcPr>
           <w:p>
             <w:pPr>
-              <w:spacing w:before="0" w:after="80" w:line="276"/>
+              <w:spacing w:after="80" w:before="0" w:line="276"/>
               <w:jc w:val="center"/>
             </w:pPr>
             <w:r>
@@ -17317,7 +17294,7 @@
           </w:tcPr>
           <w:p>
             <w:pPr>
-              <w:spacing w:before="0" w:after="80" w:line="276"/>
+              <w:spacing w:after="80" w:before="0" w:line="276"/>
               <w:jc w:val="left"/>
             </w:pPr>
             <w:r>
@@ -17356,7 +17333,7 @@
           </w:tcPr>
           <w:p>
             <w:pPr>
-              <w:spacing w:before="0" w:after="80" w:line="276"/>
+              <w:spacing w:after="80" w:before="0" w:line="276"/>
               <w:jc w:val="left"/>
             </w:pPr>
             <w:r>
@@ -17393,7 +17370,7 @@
           </w:tcPr>
           <w:p>
             <w:pPr>
-              <w:spacing w:before="0" w:after="80" w:line="276"/>
+              <w:spacing w:after="80" w:before="0" w:line="276"/>
               <w:jc w:val="center"/>
             </w:pPr>
             <w:r>
@@ -17430,7 +17407,7 @@
           </w:tcPr>
           <w:p>
             <w:pPr>
-              <w:spacing w:before="0" w:after="80" w:line="276"/>
+              <w:spacing w:after="80" w:before="0" w:line="276"/>
               <w:jc w:val="left"/>
             </w:pPr>
             <w:r>
@@ -17469,7 +17446,7 @@
           </w:tcPr>
           <w:p>
             <w:pPr>
-              <w:spacing w:before="0" w:after="80" w:line="276"/>
+              <w:spacing w:after="80" w:before="0" w:line="276"/>
               <w:jc w:val="left"/>
             </w:pPr>
             <w:r>
@@ -17506,7 +17483,7 @@
           </w:tcPr>
           <w:p>
             <w:pPr>
-              <w:spacing w:before="0" w:after="80" w:line="276"/>
+              <w:spacing w:after="80" w:before="0" w:line="276"/>
               <w:jc w:val="center"/>
             </w:pPr>
             <w:r>
@@ -17543,7 +17520,7 @@
           </w:tcPr>
           <w:p>
             <w:pPr>
-              <w:spacing w:before="0" w:after="80" w:line="276"/>
+              <w:spacing w:after="80" w:before="0" w:line="276"/>
               <w:jc w:val="left"/>
             </w:pPr>
             <w:r>
@@ -17582,7 +17559,7 @@
           </w:tcPr>
           <w:p>
             <w:pPr>
-              <w:spacing w:before="0" w:after="80" w:line="276"/>
+              <w:spacing w:after="80" w:before="0" w:line="276"/>
               <w:jc w:val="left"/>
             </w:pPr>
             <w:r>
@@ -17619,7 +17596,7 @@
           </w:tcPr>
           <w:p>
             <w:pPr>
-              <w:spacing w:before="0" w:after="80" w:line="276"/>
+              <w:spacing w:after="80" w:before="0" w:line="276"/>
               <w:jc w:val="center"/>
             </w:pPr>
             <w:r>
@@ -17656,7 +17633,7 @@
           </w:tcPr>
           <w:p>
             <w:pPr>
-              <w:spacing w:before="0" w:after="80" w:line="276"/>
+              <w:spacing w:after="80" w:before="0" w:line="276"/>
               <w:jc w:val="left"/>
             </w:pPr>
             <w:r>
@@ -17695,7 +17672,7 @@
           </w:tcPr>
           <w:p>
             <w:pPr>
-              <w:spacing w:before="0" w:after="80" w:line="276"/>
+              <w:spacing w:after="80" w:before="0" w:line="276"/>
               <w:jc w:val="left"/>
             </w:pPr>
             <w:r>
@@ -17732,7 +17709,7 @@
           </w:tcPr>
           <w:p>
             <w:pPr>
-              <w:spacing w:before="0" w:after="80" w:line="276"/>
+              <w:spacing w:after="80" w:before="0" w:line="276"/>
               <w:jc w:val="center"/>
             </w:pPr>
             <w:r>
@@ -17769,7 +17746,7 @@
           </w:tcPr>
           <w:p>
             <w:pPr>
-              <w:spacing w:before="0" w:after="80" w:line="276"/>
+              <w:spacing w:after="80" w:before="0" w:line="276"/>
               <w:jc w:val="left"/>
             </w:pPr>
             <w:r>
@@ -17797,7 +17774,7 @@
     <w:p>
       <w:pPr>
         <w:pStyle w:val="Heading1"/>
-        <w:spacing w:before="320" w:after="160"/>
+        <w:spacing w:after="160" w:before="320"/>
       </w:pPr>
       <w:r>
         <w:rPr>
@@ -17813,7 +17790,7 @@
     </w:p>
     <w:p>
       <w:pPr>
-        <w:spacing w:before="0" w:after="120" w:line="276"/>
+        <w:spacing w:after="120" w:before="0" w:line="276"/>
         <w:jc w:val="left"/>
       </w:pPr>
       <w:r>
@@ -17833,7 +17810,7 @@
     <w:p>
       <w:pPr>
         <w:pStyle w:val="Heading2"/>
-        <w:spacing w:before="220" w:after="120"/>
+        <w:spacing w:after="120" w:before="220"/>
       </w:pPr>
       <w:r>
         <w:rPr>
@@ -17887,7 +17864,7 @@
           </w:tcPr>
           <w:p>
             <w:pPr>
-              <w:spacing w:before="0" w:after="80" w:line="276"/>
+              <w:spacing w:after="80" w:before="0" w:line="276"/>
               <w:jc w:val="left"/>
             </w:pPr>
             <w:r>
@@ -17924,7 +17901,7 @@
           </w:tcPr>
           <w:p>
             <w:pPr>
-              <w:spacing w:before="0" w:after="80" w:line="276"/>
+              <w:spacing w:after="80" w:before="0" w:line="276"/>
               <w:jc w:val="left"/>
             </w:pPr>
             <w:r>
@@ -17961,7 +17938,7 @@
           </w:tcPr>
           <w:p>
             <w:pPr>
-              <w:spacing w:before="0" w:after="80" w:line="276"/>
+              <w:spacing w:after="80" w:before="0" w:line="276"/>
               <w:jc w:val="left"/>
             </w:pPr>
             <w:r>
@@ -18000,7 +17977,7 @@
           </w:tcPr>
           <w:p>
             <w:pPr>
-              <w:spacing w:before="0" w:after="80" w:line="276"/>
+              <w:spacing w:after="80" w:before="0" w:line="276"/>
               <w:jc w:val="center"/>
             </w:pPr>
             <w:r>
@@ -18037,7 +18014,7 @@
           </w:tcPr>
           <w:p>
             <w:pPr>
-              <w:spacing w:before="0" w:after="80" w:line="276"/>
+              <w:spacing w:after="80" w:before="0" w:line="276"/>
               <w:jc w:val="left"/>
             </w:pPr>
             <w:r>
@@ -18074,7 +18051,7 @@
           </w:tcPr>
           <w:p>
             <w:pPr>
-              <w:spacing w:before="0" w:after="80" w:line="276"/>
+              <w:spacing w:after="80" w:before="0" w:line="276"/>
               <w:jc w:val="left"/>
             </w:pPr>
             <w:r>
@@ -18113,7 +18090,7 @@
           </w:tcPr>
           <w:p>
             <w:pPr>
-              <w:spacing w:before="0" w:after="80" w:line="276"/>
+              <w:spacing w:after="80" w:before="0" w:line="276"/>
               <w:jc w:val="center"/>
             </w:pPr>
             <w:r>
@@ -18150,7 +18127,7 @@
           </w:tcPr>
           <w:p>
             <w:pPr>
-              <w:spacing w:before="0" w:after="80" w:line="276"/>
+              <w:spacing w:after="80" w:before="0" w:line="276"/>
               <w:jc w:val="left"/>
             </w:pPr>
             <w:r>
@@ -18187,7 +18164,7 @@
           </w:tcPr>
           <w:p>
             <w:pPr>
-              <w:spacing w:before="0" w:after="80" w:line="276"/>
+              <w:spacing w:after="80" w:before="0" w:line="276"/>
               <w:jc w:val="left"/>
             </w:pPr>
             <w:r>
@@ -18226,7 +18203,7 @@
           </w:tcPr>
           <w:p>
             <w:pPr>
-              <w:spacing w:before="0" w:after="80" w:line="276"/>
+              <w:spacing w:after="80" w:before="0" w:line="276"/>
               <w:jc w:val="center"/>
             </w:pPr>
             <w:r>
@@ -18263,7 +18240,7 @@
           </w:tcPr>
           <w:p>
             <w:pPr>
-              <w:spacing w:before="0" w:after="80" w:line="276"/>
+              <w:spacing w:after="80" w:before="0" w:line="276"/>
               <w:jc w:val="left"/>
             </w:pPr>
             <w:r>
@@ -18300,7 +18277,7 @@
           </w:tcPr>
           <w:p>
             <w:pPr>
-              <w:spacing w:before="0" w:after="80" w:line="276"/>
+              <w:spacing w:after="80" w:before="0" w:line="276"/>
               <w:jc w:val="left"/>
             </w:pPr>
             <w:r>
@@ -18339,7 +18316,7 @@
           </w:tcPr>
           <w:p>
             <w:pPr>
-              <w:spacing w:before="0" w:after="80" w:line="276"/>
+              <w:spacing w:after="80" w:before="0" w:line="276"/>
               <w:jc w:val="center"/>
             </w:pPr>
             <w:r>
@@ -18376,7 +18353,7 @@
           </w:tcPr>
           <w:p>
             <w:pPr>
-              <w:spacing w:before="0" w:after="80" w:line="276"/>
+              <w:spacing w:after="80" w:before="0" w:line="276"/>
               <w:jc w:val="left"/>
             </w:pPr>
             <w:r>
@@ -18413,7 +18390,7 @@
           </w:tcPr>
           <w:p>
             <w:pPr>
-              <w:spacing w:before="0" w:after="80" w:line="276"/>
+              <w:spacing w:after="80" w:before="0" w:line="276"/>
               <w:jc w:val="left"/>
             </w:pPr>
             <w:r>
@@ -18452,7 +18429,7 @@
           </w:tcPr>
           <w:p>
             <w:pPr>
-              <w:spacing w:before="0" w:after="80" w:line="276"/>
+              <w:spacing w:after="80" w:before="0" w:line="276"/>
               <w:jc w:val="center"/>
             </w:pPr>
             <w:r>
@@ -18489,7 +18466,7 @@
           </w:tcPr>
           <w:p>
             <w:pPr>
-              <w:spacing w:before="0" w:after="80" w:line="276"/>
+              <w:spacing w:after="80" w:before="0" w:line="276"/>
               <w:jc w:val="left"/>
             </w:pPr>
             <w:r>
@@ -18526,7 +18503,7 @@
           </w:tcPr>
           <w:p>
             <w:pPr>
-              <w:spacing w:before="0" w:after="80" w:line="276"/>
+              <w:spacing w:after="80" w:before="0" w:line="276"/>
               <w:jc w:val="left"/>
             </w:pPr>
             <w:r>
@@ -18565,7 +18542,7 @@
           </w:tcPr>
           <w:p>
             <w:pPr>
-              <w:spacing w:before="0" w:after="80" w:line="276"/>
+              <w:spacing w:after="80" w:before="0" w:line="276"/>
               <w:jc w:val="center"/>
             </w:pPr>
             <w:r>
@@ -18602,7 +18579,7 @@
           </w:tcPr>
           <w:p>
             <w:pPr>
-              <w:spacing w:before="0" w:after="80" w:line="276"/>
+              <w:spacing w:after="80" w:before="0" w:line="276"/>
               <w:jc w:val="left"/>
             </w:pPr>
             <w:r>
@@ -18639,7 +18616,7 @@
           </w:tcPr>
           <w:p>
             <w:pPr>
-              <w:spacing w:before="0" w:after="80" w:line="276"/>
+              <w:spacing w:after="80" w:before="0" w:line="276"/>
               <w:jc w:val="left"/>
             </w:pPr>
             <w:r>
@@ -18661,7 +18638,7 @@
     </w:tbl>
     <w:p>
       <w:pPr>
-        <w:spacing w:before="0" w:after="180"/>
+        <w:spacing w:after="180" w:before="0"/>
       </w:pPr>
       <w:r>
         <w:rPr>
@@ -18680,7 +18657,7 @@
     <w:p>
       <w:pPr>
         <w:pStyle w:val="Heading2"/>
-        <w:spacing w:before="220" w:after="120"/>
+        <w:spacing w:after="120" w:before="220"/>
       </w:pPr>
       <w:r>
         <w:rPr>
@@ -18734,7 +18711,7 @@
           </w:tcPr>
           <w:p>
             <w:pPr>
-              <w:spacing w:before="0" w:after="80" w:line="276"/>
+              <w:spacing w:after="80" w:before="0" w:line="276"/>
               <w:jc w:val="left"/>
             </w:pPr>
             <w:r>
@@ -18771,7 +18748,7 @@
           </w:tcPr>
           <w:p>
             <w:pPr>
-              <w:spacing w:before="0" w:after="80" w:line="276"/>
+              <w:spacing w:after="80" w:before="0" w:line="276"/>
               <w:jc w:val="left"/>
             </w:pPr>
             <w:r>
@@ -18808,7 +18785,7 @@
           </w:tcPr>
           <w:p>
             <w:pPr>
-              <w:spacing w:before="0" w:after="80" w:line="276"/>
+              <w:spacing w:after="80" w:before="0" w:line="276"/>
               <w:jc w:val="left"/>
             </w:pPr>
             <w:r>
@@ -18847,7 +18824,7 @@
           </w:tcPr>
           <w:p>
             <w:pPr>
-              <w:spacing w:before="0" w:after="80" w:line="276"/>
+              <w:spacing w:after="80" w:before="0" w:line="276"/>
               <w:jc w:val="center"/>
             </w:pPr>
             <w:r>
@@ -18884,7 +18861,7 @@
           </w:tcPr>
           <w:p>
             <w:pPr>
-              <w:spacing w:before="0" w:after="80" w:line="276"/>
+              <w:spacing w:after="80" w:before="0" w:line="276"/>
               <w:jc w:val="left"/>
             </w:pPr>
             <w:r>
@@ -18921,7 +18898,7 @@
           </w:tcPr>
           <w:p>
             <w:pPr>
-              <w:spacing w:before="0" w:after="80" w:line="276"/>
+              <w:spacing w:after="80" w:before="0" w:line="276"/>
               <w:jc w:val="left"/>
             </w:pPr>
             <w:r>
@@ -18960,7 +18937,7 @@
           </w:tcPr>
           <w:p>
             <w:pPr>
-              <w:spacing w:before="0" w:after="80" w:line="276"/>
+              <w:spacing w:after="80" w:before="0" w:line="276"/>
               <w:jc w:val="center"/>
             </w:pPr>
             <w:r>
@@ -18997,7 +18974,7 @@
           </w:tcPr>
           <w:p>
             <w:pPr>
-              <w:spacing w:before="0" w:after="80" w:line="276"/>
+              <w:spacing w:after="80" w:before="0" w:line="276"/>
               <w:jc w:val="left"/>
             </w:pPr>
             <w:r>
@@ -19034,7 +19011,7 @@
           </w:tcPr>
           <w:p>
             <w:pPr>
-              <w:spacing w:before="0" w:after="80" w:line="276"/>
+              <w:spacing w:after="80" w:before="0" w:line="276"/>
               <w:jc w:val="left"/>
             </w:pPr>
             <w:r>
@@ -19073,7 +19050,7 @@
           </w:tcPr>
           <w:p>
             <w:pPr>
-              <w:spacing w:before="0" w:after="80" w:line="276"/>
+              <w:spacing w:after="80" w:before="0" w:line="276"/>
               <w:jc w:val="center"/>
             </w:pPr>
             <w:r>
@@ -19110,7 +19087,7 @@
           </w:tcPr>
           <w:p>
             <w:pPr>
-              <w:spacing w:before="0" w:after="80" w:line="276"/>
+              <w:spacing w:after="80" w:before="0" w:line="276"/>
               <w:jc w:val="left"/>
             </w:pPr>
             <w:r>
@@ -19147,7 +19124,7 @@
           </w:tcPr>
           <w:p>
             <w:pPr>
-              <w:spacing w:before="0" w:after="80" w:line="276"/>
+              <w:spacing w:after="80" w:before="0" w:line="276"/>
               <w:jc w:val="left"/>
             </w:pPr>
             <w:r>
@@ -19186,7 +19163,7 @@
           </w:tcPr>
           <w:p>
             <w:pPr>
-              <w:spacing w:before="0" w:after="80" w:line="276"/>
+              <w:spacing w:after="80" w:before="0" w:line="276"/>
               <w:jc w:val="center"/>
             </w:pPr>
             <w:r>
@@ -19223,7 +19200,7 @@
           </w:tcPr>
           <w:p>
             <w:pPr>
-              <w:spacing w:before="0" w:after="80" w:line="276"/>
+              <w:spacing w:after="80" w:before="0" w:line="276"/>
               <w:jc w:val="left"/>
             </w:pPr>
             <w:r>
@@ -19260,7 +19237,7 @@
           </w:tcPr>
           <w:p>
             <w:pPr>
-              <w:spacing w:before="0" w:after="80" w:line="276"/>
+              <w:spacing w:after="80" w:before="0" w:line="276"/>
               <w:jc w:val="left"/>
             </w:pPr>
             <w:r>
@@ -19299,7 +19276,7 @@
           </w:tcPr>
           <w:p>
             <w:pPr>
-              <w:spacing w:before="0" w:after="80" w:line="276"/>
+              <w:spacing w:after="80" w:before="0" w:line="276"/>
               <w:jc w:val="center"/>
             </w:pPr>
             <w:r>
@@ -19336,7 +19313,7 @@
           </w:tcPr>
           <w:p>
             <w:pPr>
-              <w:spacing w:before="0" w:after="80" w:line="276"/>
+              <w:spacing w:after="80" w:before="0" w:line="276"/>
               <w:jc w:val="left"/>
             </w:pPr>
             <w:r>
@@ -19373,7 +19350,7 @@
           </w:tcPr>
           <w:p>
             <w:pPr>
-              <w:spacing w:before="0" w:after="80" w:line="276"/>
+              <w:spacing w:after="80" w:before="0" w:line="276"/>
               <w:jc w:val="left"/>
             </w:pPr>
             <w:r>
@@ -19412,7 +19389,7 @@
           </w:tcPr>
           <w:p>
             <w:pPr>
-              <w:spacing w:before="0" w:after="80" w:line="276"/>
+              <w:spacing w:after="80" w:before="0" w:line="276"/>
               <w:jc w:val="center"/>
             </w:pPr>
             <w:r>
@@ -19449,7 +19426,7 @@
           </w:tcPr>
           <w:p>
             <w:pPr>
-              <w:spacing w:before="0" w:after="80" w:line="276"/>
+              <w:spacing w:after="80" w:before="0" w:line="276"/>
               <w:jc w:val="left"/>
             </w:pPr>
             <w:r>
@@ -19486,7 +19463,7 @@
           </w:tcPr>
           <w:p>
             <w:pPr>
-              <w:spacing w:before="0" w:after="80" w:line="276"/>
+              <w:spacing w:after="80" w:before="0" w:line="276"/>
               <w:jc w:val="left"/>
             </w:pPr>
             <w:r>
@@ -19525,7 +19502,7 @@
           </w:tcPr>
           <w:p>
             <w:pPr>
-              <w:spacing w:before="0" w:after="80" w:line="276"/>
+              <w:spacing w:after="80" w:before="0" w:line="276"/>
               <w:jc w:val="center"/>
             </w:pPr>
             <w:r>
@@ -19562,7 +19539,7 @@
           </w:tcPr>
           <w:p>
             <w:pPr>
-              <w:spacing w:before="0" w:after="80" w:line="276"/>
+              <w:spacing w:after="80" w:before="0" w:line="276"/>
               <w:jc w:val="left"/>
             </w:pPr>
             <w:r>
@@ -19599,7 +19576,7 @@
           </w:tcPr>
           <w:p>
             <w:pPr>
-              <w:spacing w:before="0" w:after="80" w:line="276"/>
+              <w:spacing w:after="80" w:before="0" w:line="276"/>
               <w:jc w:val="left"/>
             </w:pPr>
             <w:r>
@@ -19638,7 +19615,7 @@
           </w:tcPr>
           <w:p>
             <w:pPr>
-              <w:spacing w:before="0" w:after="80" w:line="276"/>
+              <w:spacing w:after="80" w:before="0" w:line="276"/>
               <w:jc w:val="center"/>
             </w:pPr>
             <w:r>
@@ -19675,7 +19652,7 @@
           </w:tcPr>
           <w:p>
             <w:pPr>
-              <w:spacing w:before="0" w:after="80" w:line="276"/>
+              <w:spacing w:after="80" w:before="0" w:line="276"/>
               <w:jc w:val="left"/>
             </w:pPr>
             <w:r>
@@ -19712,7 +19689,7 @@
           </w:tcPr>
           <w:p>
             <w:pPr>
-              <w:spacing w:before="0" w:after="80" w:line="276"/>
+              <w:spacing w:after="80" w:before="0" w:line="276"/>
               <w:jc w:val="left"/>
             </w:pPr>
             <w:r>
@@ -19751,7 +19728,7 @@
           </w:tcPr>
           <w:p>
             <w:pPr>
-              <w:spacing w:before="0" w:after="80" w:line="276"/>
+              <w:spacing w:after="80" w:before="0" w:line="276"/>
               <w:jc w:val="center"/>
             </w:pPr>
             <w:r>
@@ -19788,7 +19765,7 @@
           </w:tcPr>
           <w:p>
             <w:pPr>
-              <w:spacing w:before="0" w:after="80" w:line="276"/>
+              <w:spacing w:after="80" w:before="0" w:line="276"/>
               <w:jc w:val="left"/>
             </w:pPr>
             <w:r>
@@ -19825,7 +19802,7 @@
           </w:tcPr>
           <w:p>
             <w:pPr>
-              <w:spacing w:before="0" w:after="80" w:line="276"/>
+              <w:spacing w:after="80" w:before="0" w:line="276"/>
               <w:jc w:val="left"/>
             </w:pPr>
             <w:r>
@@ -19853,7 +19830,7 @@
     <w:p>
       <w:pPr>
         <w:pStyle w:val="Heading1"/>
-        <w:spacing w:before="320" w:after="160"/>
+        <w:spacing w:after="160" w:before="320"/>
       </w:pPr>
       <w:r>
         <w:rPr>
@@ -19869,7 +19846,7 @@
     </w:p>
     <w:p>
       <w:pPr>
-        <w:spacing w:before="0" w:after="120" w:line="276"/>
+        <w:spacing w:after="120" w:before="0" w:line="276"/>
         <w:jc w:val="left"/>
       </w:pPr>
       <w:r>
@@ -19927,7 +19904,7 @@
           </w:tcPr>
           <w:p>
             <w:pPr>
-              <w:spacing w:before="0" w:after="80" w:line="276"/>
+              <w:spacing w:after="80" w:before="0" w:line="276"/>
               <w:jc w:val="left"/>
             </w:pPr>
             <w:r>
@@ -19964,7 +19941,7 @@
           </w:tcPr>
           <w:p>
             <w:pPr>
-              <w:spacing w:before="0" w:after="80" w:line="276"/>
+              <w:spacing w:after="80" w:before="0" w:line="276"/>
               <w:jc w:val="left"/>
             </w:pPr>
             <w:r>
@@ -20001,7 +19978,7 @@
           </w:tcPr>
           <w:p>
             <w:pPr>
-              <w:spacing w:before="0" w:after="80" w:line="276"/>
+              <w:spacing w:after="80" w:before="0" w:line="276"/>
               <w:jc w:val="left"/>
             </w:pPr>
             <w:r>
@@ -20038,7 +20015,7 @@
           </w:tcPr>
           <w:p>
             <w:pPr>
-              <w:spacing w:before="0" w:after="80" w:line="276"/>
+              <w:spacing w:after="80" w:before="0" w:line="276"/>
               <w:jc w:val="left"/>
             </w:pPr>
             <w:r>
@@ -20077,7 +20054,7 @@
           </w:tcPr>
           <w:p>
             <w:pPr>
-              <w:spacing w:before="0" w:after="80" w:line="276"/>
+              <w:spacing w:after="80" w:before="0" w:line="276"/>
               <w:jc w:val="left"/>
             </w:pPr>
             <w:r>
@@ -20115,7 +20092,7 @@
           </w:tcPr>
           <w:p>
             <w:pPr>
-              <w:spacing w:before="0" w:after="80" w:line="276"/>
+              <w:spacing w:after="80" w:before="0" w:line="276"/>
               <w:jc w:val="left"/>
             </w:pPr>
             <w:r>
@@ -20152,7 +20129,7 @@
           </w:tcPr>
           <w:p>
             <w:pPr>
-              <w:spacing w:before="0" w:after="80" w:line="276"/>
+              <w:spacing w:after="80" w:before="0" w:line="276"/>
               <w:jc w:val="center"/>
             </w:pPr>
             <w:r>
@@ -20189,7 +20166,7 @@
           </w:tcPr>
           <w:p>
             <w:pPr>
-              <w:spacing w:before="0" w:after="80" w:line="276"/>
+              <w:spacing w:after="80" w:before="0" w:line="276"/>
               <w:jc w:val="left"/>
             </w:pPr>
             <w:r>
@@ -20228,7 +20205,7 @@
           </w:tcPr>
           <w:p>
             <w:pPr>
-              <w:spacing w:before="0" w:after="80" w:line="276"/>
+              <w:spacing w:after="80" w:before="0" w:line="276"/>
               <w:jc w:val="left"/>
             </w:pPr>
             <w:r>
@@ -20265,7 +20242,7 @@
           </w:tcPr>
           <w:p>
             <w:pPr>
-              <w:spacing w:before="0" w:after="80" w:line="276"/>
+              <w:spacing w:after="80" w:before="0" w:line="276"/>
               <w:jc w:val="left"/>
             </w:pPr>
             <w:r>
@@ -20302,7 +20279,7 @@
           </w:tcPr>
           <w:p>
             <w:pPr>
-              <w:spacing w:before="0" w:after="80" w:line="276"/>
+              <w:spacing w:after="80" w:before="0" w:line="276"/>
               <w:jc w:val="center"/>
             </w:pPr>
             <w:r>
@@ -20339,7 +20316,7 @@
           </w:tcPr>
           <w:p>
             <w:pPr>
-              <w:spacing w:before="0" w:after="80" w:line="276"/>
+              <w:spacing w:after="80" w:before="0" w:line="276"/>
               <w:jc w:val="left"/>
             </w:pPr>
             <w:r>
@@ -20378,7 +20355,7 @@
           </w:tcPr>
           <w:p>
             <w:pPr>
-              <w:spacing w:before="0" w:after="80" w:line="276"/>
+              <w:spacing w:after="80" w:before="0" w:line="276"/>
               <w:jc w:val="left"/>
             </w:pPr>
             <w:r>
@@ -20415,7 +20392,7 @@
           </w:tcPr>
           <w:p>
             <w:pPr>
-              <w:spacing w:before="0" w:after="80" w:line="276"/>
+              <w:spacing w:after="80" w:before="0" w:line="276"/>
               <w:jc w:val="left"/>
             </w:pPr>
             <w:r>
@@ -20452,7 +20429,7 @@
           </w:tcPr>
           <w:p>
             <w:pPr>
-              <w:spacing w:before="0" w:after="80" w:line="276"/>
+              <w:spacing w:after="80" w:before="0" w:line="276"/>
               <w:jc w:val="center"/>
             </w:pPr>
             <w:r>
@@ -20489,7 +20466,7 @@
           </w:tcPr>
           <w:p>
             <w:pPr>
-              <w:spacing w:before="0" w:after="80" w:line="276"/>
+              <w:spacing w:after="80" w:before="0" w:line="276"/>
               <w:jc w:val="left"/>
             </w:pPr>
             <w:r>
@@ -20528,7 +20505,7 @@
           </w:tcPr>
           <w:p>
             <w:pPr>
-              <w:spacing w:before="0" w:after="80" w:line="276"/>
+              <w:spacing w:after="80" w:before="0" w:line="276"/>
               <w:jc w:val="left"/>
             </w:pPr>
             <w:r>
@@ -20565,7 +20542,7 @@
           </w:tcPr>
           <w:p>
             <w:pPr>
-              <w:spacing w:before="0" w:after="80" w:line="276"/>
+              <w:spacing w:after="80" w:before="0" w:line="276"/>
               <w:jc w:val="left"/>
             </w:pPr>
             <w:r>
@@ -20602,7 +20579,7 @@
           </w:tcPr>
           <w:p>
             <w:pPr>
-              <w:spacing w:before="0" w:after="80" w:line="276"/>
+              <w:spacing w:after="80" w:before="0" w:line="276"/>
               <w:jc w:val="center"/>
             </w:pPr>
             <w:r>
@@ -20639,7 +20616,7 @@
           </w:tcPr>
           <w:p>
             <w:pPr>
-              <w:spacing w:before="0" w:after="80" w:line="276"/>
+              <w:spacing w:after="80" w:before="0" w:line="276"/>
               <w:jc w:val="left"/>
             </w:pPr>
             <w:r>
@@ -20678,7 +20655,7 @@
           </w:tcPr>
           <w:p>
             <w:pPr>
-              <w:spacing w:before="0" w:after="80" w:line="276"/>
+              <w:spacing w:after="80" w:before="0" w:line="276"/>
               <w:jc w:val="left"/>
             </w:pPr>
             <w:r>
@@ -20715,7 +20692,7 @@
           </w:tcPr>
           <w:p>
             <w:pPr>
-              <w:spacing w:before="0" w:after="80" w:line="276"/>
+              <w:spacing w:after="80" w:before="0" w:line="276"/>
               <w:jc w:val="left"/>
             </w:pPr>
             <w:r>
@@ -20752,7 +20729,7 @@
           </w:tcPr>
           <w:p>
             <w:pPr>
-              <w:spacing w:before="0" w:after="80" w:line="276"/>
+              <w:spacing w:after="80" w:before="0" w:line="276"/>
               <w:jc w:val="center"/>
             </w:pPr>
             <w:r>
@@ -20789,7 +20766,7 @@
           </w:tcPr>
           <w:p>
             <w:pPr>
-              <w:spacing w:before="0" w:after="80" w:line="276"/>
+              <w:spacing w:after="80" w:before="0" w:line="276"/>
               <w:jc w:val="left"/>
             </w:pPr>
             <w:r>
@@ -20828,7 +20805,7 @@
           </w:tcPr>
           <w:p>
             <w:pPr>
-              <w:spacing w:before="0" w:after="80" w:line="276"/>
+              <w:spacing w:after="80" w:before="0" w:line="276"/>
               <w:jc w:val="left"/>
             </w:pPr>
             <w:r>
@@ -20865,7 +20842,7 @@
           </w:tcPr>
           <w:p>
             <w:pPr>
-              <w:spacing w:before="0" w:after="80" w:line="276"/>
+              <w:spacing w:after="80" w:before="0" w:line="276"/>
               <w:jc w:val="left"/>
             </w:pPr>
             <w:r>
@@ -20902,7 +20879,7 @@
           </w:tcPr>
           <w:p>
             <w:pPr>
-              <w:spacing w:before="0" w:after="80" w:line="276"/>
+              <w:spacing w:after="80" w:before="0" w:line="276"/>
               <w:jc w:val="center"/>
             </w:pPr>
             <w:r>
@@ -20939,7 +20916,7 @@
           </w:tcPr>
           <w:p>
             <w:pPr>
-              <w:spacing w:before="0" w:after="80" w:line="276"/>
+              <w:spacing w:after="80" w:before="0" w:line="276"/>
               <w:jc w:val="left"/>
             </w:pPr>
             <w:r>
@@ -20967,7 +20944,7 @@
     <w:p>
       <w:pPr>
         <w:pStyle w:val="Heading1"/>
-        <w:spacing w:before="320" w:after="160"/>
+        <w:spacing w:after="160" w:before="320"/>
       </w:pPr>
       <w:r>
         <w:rPr>
@@ -20983,7 +20960,7 @@
     </w:p>
     <w:p>
       <w:pPr>
-        <w:spacing w:before="0" w:after="120" w:line="276"/>
+        <w:spacing w:after="120" w:before="0" w:line="276"/>
         <w:jc w:val="left"/>
       </w:pPr>
       <w:r>
@@ -21040,7 +21017,7 @@
           </w:tcPr>
           <w:p>
             <w:pPr>
-              <w:spacing w:before="0" w:after="80" w:line="276"/>
+              <w:spacing w:after="80" w:before="0" w:line="276"/>
               <w:jc w:val="left"/>
             </w:pPr>
             <w:r>
@@ -21077,7 +21054,7 @@
           </w:tcPr>
           <w:p>
             <w:pPr>
-              <w:spacing w:before="0" w:after="80" w:line="276"/>
+              <w:spacing w:after="80" w:before="0" w:line="276"/>
               <w:jc w:val="left"/>
             </w:pPr>
             <w:r>
@@ -21114,7 +21091,7 @@
           </w:tcPr>
           <w:p>
             <w:pPr>
-              <w:spacing w:before="0" w:after="80" w:line="276"/>
+              <w:spacing w:after="80" w:before="0" w:line="276"/>
               <w:jc w:val="left"/>
             </w:pPr>
             <w:r>
@@ -21153,7 +21130,7 @@
           </w:tcPr>
           <w:p>
             <w:pPr>
-              <w:spacing w:before="0" w:after="80" w:line="276"/>
+              <w:spacing w:after="80" w:before="0" w:line="276"/>
               <w:jc w:val="center"/>
             </w:pPr>
             <w:r>
@@ -21190,7 +21167,7 @@
           </w:tcPr>
           <w:p>
             <w:pPr>
-              <w:spacing w:before="0" w:after="80" w:line="276"/>
+              <w:spacing w:after="80" w:before="0" w:line="276"/>
               <w:jc w:val="left"/>
             </w:pPr>
             <w:r>
@@ -21227,7 +21204,7 @@
           </w:tcPr>
           <w:p>
             <w:pPr>
-              <w:spacing w:before="0" w:after="80" w:line="276"/>
+              <w:spacing w:after="80" w:before="0" w:line="276"/>
               <w:jc w:val="left"/>
             </w:pPr>
             <w:r>
@@ -21248,8 +21225,8 @@
       </w:tr>
     </w:tbl>
     <w:sectPr>
-      <w:headerReference w:type="default" r:id="rId6"/>
-      <w:footerReference w:type="default" r:id="rId7"/>
+      <w:headerReference w:type="default" r:id="rId7"/>
+      <w:footerReference w:type="default" r:id="rId8"/>
       <w:pgSz w:w="12240" w:h="15840" w:orient="portrait"/>
       <w:pgMar w:top="1440" w:right="1440" w:bottom="1440" w:left="1440" w:header="708" w:footer="708" w:gutter="0"/>
       <w:pgNumType/>
@@ -21261,6 +21238,43 @@
 
 <file path=word/comments.xml><?xml version="1.0" encoding="utf-8"?>
 <w:comments xmlns:cx="http://schemas.microsoft.com/office/drawing/2014/chartex" xmlns:cx1="http://schemas.microsoft.com/office/drawing/2015/9/8/chartex" xmlns:cx2="http://schemas.microsoft.com/office/drawing/2015/10/21/chartex" xmlns:cx3="http://schemas.microsoft.com/office/drawing/2016/5/9/chartex" xmlns:cx4="http://schemas.microsoft.com/office/drawing/2016/5/10/chartex" xmlns:cx5="http://schemas.microsoft.com/office/drawing/2016/5/11/chartex" xmlns:cx6="http://schemas.microsoft.com/office/drawing/2016/5/12/chartex" xmlns:cx7="http://schemas.microsoft.com/office/drawing/2016/5/13/chartex" xmlns:cx8="http://schemas.microsoft.com/office/drawing/2016/5/14/chartex" xmlns:mc="http://schemas.openxmlformats.org/markup-compatibility/2006" xmlns:aink="http://schemas.microsoft.com/office/drawing/2016/ink" xmlns:am3d="http://schemas.microsoft.com/office/drawing/2017/model3d" xmlns:o="urn:schemas-microsoft-com:office:office" xmlns:r="http://schemas.openxmlformats.org/officeDocument/2006/relationships" xmlns:m="http://schemas.openxmlformats.org/officeDocument/2006/math" xmlns:v="urn:schemas-microsoft-com:vml" xmlns:wp14="http://schemas.microsoft.com/office/word/2010/wordprocessingDrawing" xmlns:wp="http://schemas.openxmlformats.org/drawingml/2006/wordprocessingDrawing" xmlns:w10="urn:schemas-microsoft-com:office:word" xmlns:w="http://schemas.openxmlformats.org/wordprocessingml/2006/main" xmlns:w14="http://schemas.microsoft.com/office/word/2010/wordml" xmlns:w15="http://schemas.microsoft.com/office/word/2012/wordml" xmlns:w16cex="http://schemas.microsoft.com/office/word/2018/wordml/cex" xmlns:w16cid="http://schemas.microsoft.com/office/word/2016/wordml/cid" xmlns:w16="http://schemas.microsoft.com/office/word/2018/wordml" xmlns:w16sdtdh="http://schemas.microsoft.com/office/word/2020/wordml/sdtdatahash" xmlns:w16se="http://schemas.microsoft.com/office/word/2015/wordml/symex" xmlns:wpg="http://schemas.microsoft.com/office/word/2010/wordprocessingGroup" xmlns:wpi="http://schemas.microsoft.com/office/word/2010/wordprocessingInk" xmlns:wne="http://schemas.microsoft.com/office/word/2006/wordml" xmlns:wps="http://schemas.microsoft.com/office/word/2010/wordprocessingShape"/>
+</file>
+
+<file path=word/endnotes.xml><?xml version="1.0" encoding="utf-8"?>
+<w:endnotes xmlns:wpc="http://schemas.microsoft.com/office/word/2010/wordprocessingCanvas" xmlns:mc="http://schemas.openxmlformats.org/markup-compatibility/2006" xmlns:o="urn:schemas-microsoft-com:office:office" xmlns:r="http://schemas.openxmlformats.org/officeDocument/2006/relationships" xmlns:m="http://schemas.openxmlformats.org/officeDocument/2006/math" xmlns:v="urn:schemas-microsoft-com:vml" xmlns:wp14="http://schemas.microsoft.com/office/word/2010/wordprocessingDrawing" xmlns:wp="http://schemas.openxmlformats.org/drawingml/2006/wordprocessingDrawing" xmlns:w10="urn:schemas-microsoft-com:office:word" xmlns:w="http://schemas.openxmlformats.org/wordprocessingml/2006/main" xmlns:w14="http://schemas.microsoft.com/office/word/2010/wordml" xmlns:w15="http://schemas.microsoft.com/office/word/2012/wordml" xmlns:wpg="http://schemas.microsoft.com/office/word/2010/wordprocessingGroup" xmlns:wpi="http://schemas.microsoft.com/office/word/2010/wordprocessingInk" xmlns:wne="http://schemas.microsoft.com/office/word/2006/wordml" xmlns:wps="http://schemas.microsoft.com/office/word/2010/wordprocessingShape" mc:Ignorable="w14 w15 wp14">
+  <w:endnote w:type="separator" w:id="-1">
+    <w:p>
+      <w:pPr>
+        <w:spacing w:after="0" w:line="240" w:lineRule="auto"/>
+      </w:pPr>
+      <w:r>
+        <w:rPr>
+          <w:rStyle w:val="EndnoteReference"/>
+        </w:rPr>
+        <w:endnoteRef/>
+      </w:r>
+      <w:r>
+        <w:separator/>
+      </w:r>
+    </w:p>
+  </w:endnote>
+  <w:endnote w:type="continuationSeparator" w:id="0">
+    <w:p>
+      <w:pPr>
+        <w:spacing w:after="0" w:line="240" w:lineRule="auto"/>
+      </w:pPr>
+      <w:r>
+        <w:rPr>
+          <w:rStyle w:val="EndnoteReference"/>
+        </w:rPr>
+        <w:endnoteRef/>
+      </w:r>
+      <w:r>
+        <w:continuationSeparator/>
+      </w:r>
+    </w:p>
+  </w:endnote>
+</w:endnotes>
 </file>
 
 <file path=word/footer1.xml><?xml version="1.0" encoding="utf-8"?>
@@ -21677,13 +21691,50 @@
       <w:szCs w:val="20"/>
     </w:rPr>
   </w:style>
+  <w:style w:type="character" w:styleId="EndnoteReference">
+    <w:name w:val="endnote reference"/>
+    <w:basedOn w:val="DefaultParagraphFont"/>
+    <w:uiPriority w:val="99"/>
+    <w:semiHidden/>
+    <w:unhideWhenUsed/>
+    <w:rPr>
+      <w:vertAlign w:val="superscript"/>
+    </w:rPr>
+  </w:style>
+  <w:style w:type="paragraph" w:styleId="EndnoteText">
+    <w:name w:val="endnote text"/>
+    <w:basedOn w:val="Normal"/>
+    <w:link w:val="EndnoteTextChar"/>
+    <w:uiPriority w:val="99"/>
+    <w:semiHidden/>
+    <w:unhideWhenUsed/>
+    <w:pPr>
+      <w:spacing w:after="0" w:line="240" w:lineRule="auto"/>
+    </w:pPr>
+    <w:rPr>
+      <w:sz w:val="20"/>
+      <w:szCs w:val="20"/>
+    </w:rPr>
+  </w:style>
+  <w:style w:type="character" w:styleId="EndnoteTextChar">
+    <w:name w:val="Endnote Text Char"/>
+    <w:basedOn w:val="DefaultParagraphFont"/>
+    <w:link w:val="EndnoteText"/>
+    <w:uiPriority w:val="99"/>
+    <w:semiHidden/>
+    <w:unhideWhenUsed/>
+    <w:rPr>
+      <w:sz w:val="20"/>
+      <w:szCs w:val="20"/>
+    </w:rPr>
+  </w:style>
   <w:style w:type="paragraph" w:styleId="Heading1">
     <w:name w:val="Heading 1"/>
     <w:basedOn w:val="Normal"/>
     <w:next w:val="Normal"/>
     <w:qFormat/>
     <w:pPr>
-      <w:spacing w:before="320" w:after="160"/>
+      <w:spacing w:after="160" w:before="320"/>
       <w:outlineLvl w:val="0"/>
     </w:pPr>
     <w:rPr>
@@ -21701,7 +21752,7 @@
     <w:next w:val="Normal"/>
     <w:qFormat/>
     <w:pPr>
-      <w:spacing w:before="220" w:after="120"/>
+      <w:spacing w:after="120" w:before="220"/>
       <w:outlineLvl w:val="1"/>
     </w:pPr>
     <w:rPr>
@@ -21719,7 +21770,7 @@
     <w:next w:val="Normal"/>
     <w:qFormat/>
     <w:pPr>
-      <w:spacing w:before="160" w:after="80"/>
+      <w:spacing w:after="80" w:before="160"/>
       <w:outlineLvl w:val="2"/>
     </w:pPr>
     <w:rPr>
